--- a/word/Capsula_12_Lista_de_chequeo_antes_de_abrir_el_curso.docx
+++ b/word/Capsula_12_Lista_de_chequeo_antes_de_abrir_el_curso.docx
@@ -2,6 +2,52 @@
 <file path=word/document.xml><?xml version="1.0" encoding="utf-8"?>
 <w:document xmlns:wpc="http://schemas.microsoft.com/office/word/2010/wordprocessingCanvas" xmlns:mc="http://schemas.openxmlformats.org/markup-compatibility/2006" xmlns:o="urn:schemas-microsoft-com:office:office" xmlns:r="http://schemas.openxmlformats.org/officeDocument/2006/relationships" xmlns:m="http://schemas.openxmlformats.org/officeDocument/2006/math" xmlns:v="urn:schemas-microsoft-com:vml" xmlns:wp14="http://schemas.microsoft.com/office/word/2010/wordprocessingDrawing" xmlns:wp="http://schemas.openxmlformats.org/drawingml/2006/wordprocessingDrawing" xmlns:w10="urn:schemas-microsoft-com:office:word" xmlns:w="http://schemas.openxmlformats.org/wordprocessingml/2006/main" xmlns:w14="http://schemas.microsoft.com/office/word/2010/wordml" xmlns:w15="http://schemas.microsoft.com/office/word/2012/wordml" xmlns:wpg="http://schemas.microsoft.com/office/word/2010/wordprocessingGroup" xmlns:wpi="http://schemas.microsoft.com/office/word/2010/wordprocessingInk" xmlns:wne="http://schemas.microsoft.com/office/word/2006/wordml" xmlns:wps="http://schemas.microsoft.com/office/word/2010/wordprocessingShape" xmlns:cx="http://schemas.microsoft.com/office/drawing/2014/chartex" xmlns:cx1="http://schemas.microsoft.com/office/drawing/2015/9/8/chartex" xmlns:cx2="http://schemas.microsoft.com/office/drawing/2015/10/21/chartex" xmlns:cx3="http://schemas.microsoft.com/office/drawing/2016/5/9/chartex" xmlns:cx4="http://schemas.microsoft.com/office/drawing/2016/5/10/chartex" xmlns:cx5="http://schemas.microsoft.com/office/drawing/2016/5/11/chartex" xmlns:cx6="http://schemas.microsoft.com/office/drawing/2016/5/12/chartex" xmlns:cx7="http://schemas.microsoft.com/office/drawing/2016/5/13/chartex" xmlns:cx8="http://schemas.microsoft.com/office/drawing/2016/5/14/chartex" xmlns:aink="http://schemas.microsoft.com/office/drawing/2016/ink" xmlns:am3d="http://schemas.microsoft.com/office/drawing/2017/model3d" xmlns:w16cex="http://schemas.microsoft.com/office/word/2018/wordml/cex" xmlns:w16cid="http://schemas.microsoft.com/office/word/2016/wordml/cid" xmlns:w16="http://schemas.microsoft.com/office/word/2018/wordml" xmlns:w16sdtdh="http://schemas.microsoft.com/office/word/2020/wordml/sdtdatahash" xmlns:w16se="http://schemas.microsoft.com/office/word/2015/wordml/symex" mc:Ignorable="w14 w15 wp14">
   <w:body>
+    <w:p>
+      <w:pPr>
+        <w:spacing w:after="200"/>
+        <w:jc w:val="center"/>
+      </w:pPr>
+      <w:r>
+        <w:drawing>
+          <wp:inline distT="0" distB="0" distL="0" distR="0">
+            <wp:extent cx="5143500" cy="914400"/>
+            <wp:effectExtent t="0" r="0" b="0" l="0"/>
+            <wp:docPr id="12" name="logos" descr="Universidad de San Buenaventura, Acreditación Institucional Multicampus de Alta Calidad y CEA" title="Logos institucionales"/>
+            <wp:cNvGraphicFramePr>
+              <a:graphicFrameLocks xmlns:a="http://schemas.openxmlformats.org/drawingml/2006/main" noChangeAspect="1"/>
+            </wp:cNvGraphicFramePr>
+            <a:graphic xmlns:a="http://schemas.openxmlformats.org/drawingml/2006/main">
+              <a:graphicData uri="http://schemas.openxmlformats.org/drawingml/2006/picture">
+                <pic:pic xmlns:pic="http://schemas.openxmlformats.org/drawingml/2006/picture">
+                  <pic:nvPicPr>
+                    <pic:cNvPr id="0" name="" descr=""/>
+                    <pic:cNvPicPr>
+                      <a:picLocks noChangeAspect="1" noChangeArrowheads="1"/>
+                    </pic:cNvPicPr>
+                  </pic:nvPicPr>
+                  <pic:blipFill>
+                    <a:blip r:embed="rId9" cstate="none"/>
+                    <a:srcRect/>
+                    <a:stretch>
+                      <a:fillRect/>
+                    </a:stretch>
+                  </pic:blipFill>
+                  <pic:spPr bwMode="auto">
+                    <a:xfrm>
+                      <a:off x="0" y="0"/>
+                      <a:ext cx="5143500" cy="914400"/>
+                    </a:xfrm>
+                    <a:prstGeom prst="rect">
+                      <a:avLst/>
+                    </a:prstGeom>
+                  </pic:spPr>
+                </pic:pic>
+              </a:graphicData>
+            </a:graphic>
+          </wp:inline>
+        </w:drawing>
+      </w:r>
+    </w:p>
     <w:tbl>
       <w:tblPr>
         <w:tblW w:type="dxa" w:w="10080"/>
@@ -28,7 +74,7 @@
               <w:bottom w:val="none" w:color="FFFFFF" w:sz="0"/>
               <w:right w:val="none" w:color="FFFFFF" w:sz="0"/>
             </w:tcBorders>
-            <w:shd w:fill="6D28D9" w:color="auto" w:val="clear"/>
+            <w:shd w:fill="1D1D1B" w:color="auto" w:val="clear"/>
             <w:tcMar>
               <w:top w:type="dxa" w:w="360"/>
               <w:left w:type="dxa" w:w="360"/>
@@ -72,6 +118,14 @@
         </w:tc>
       </w:tr>
     </w:tbl>
+    <w:p>
+      <w:pPr>
+        <w:pBdr>
+          <w:top w:val="single" w:color="EF7D00" w:sz="36" w:space="0"/>
+        </w:pBdr>
+        <w:spacing w:after="0"/>
+      </w:pPr>
+    </w:p>
     <w:tbl>
       <w:tblPr>
         <w:tblW w:type="dxa" w:w="10080"/>
@@ -81,7 +135,7 @@
           <w:bottom w:val="none" w:color="FFFFFF" w:sz="0"/>
           <w:right w:val="none" w:color="FFFFFF" w:sz="0"/>
           <w:insideH w:val="none" w:color="FFFFFF" w:sz="0"/>
-          <w:insideV w:val="single" w:color="E5E7EB" w:sz="4"/>
+          <w:insideV w:val="single" w:color="E2E2DF" w:sz="4"/>
         </w:tblBorders>
         <w:tblLayout w:type="fixed"/>
       </w:tblPr>
@@ -95,7 +149,7 @@
         <w:tc>
           <w:tcPr>
             <w:tcW w:type="dxa" w:w="2520"/>
-            <w:shd w:fill="F1EBFD" w:color="auto" w:val="clear"/>
+            <w:shd w:fill="EDEDEB" w:color="auto" w:val="clear"/>
             <w:tcMar>
               <w:top w:type="dxa" w:w="140"/>
               <w:left w:type="dxa" w:w="200"/>
@@ -112,7 +166,7 @@
                 <w:rFonts w:ascii="Calibri" w:cs="Calibri" w:eastAsia="Calibri" w:hAnsi="Calibri"/>
                 <w:b/>
                 <w:bCs/>
-                <w:color w:val="4B5563"/>
+                <w:color w:val="5C5C5A"/>
                 <w:spacing w:val="20"/>
                 <w:sz w:val="15"/>
                 <w:szCs w:val="15"/>
@@ -126,7 +180,7 @@
                 <w:rFonts w:ascii="Calibri" w:cs="Calibri" w:eastAsia="Calibri" w:hAnsi="Calibri"/>
                 <w:b/>
                 <w:bCs/>
-                <w:color w:val="1F2937"/>
+                <w:color w:val="1D1D1B"/>
                 <w:sz w:val="20"/>
                 <w:szCs w:val="20"/>
               </w:rPr>
@@ -137,7 +191,7 @@
         <w:tc>
           <w:tcPr>
             <w:tcW w:type="dxa" w:w="2520"/>
-            <w:shd w:fill="F1EBFD" w:color="auto" w:val="clear"/>
+            <w:shd w:fill="EDEDEB" w:color="auto" w:val="clear"/>
             <w:tcMar>
               <w:top w:type="dxa" w:w="140"/>
               <w:left w:type="dxa" w:w="200"/>
@@ -154,7 +208,7 @@
                 <w:rFonts w:ascii="Calibri" w:cs="Calibri" w:eastAsia="Calibri" w:hAnsi="Calibri"/>
                 <w:b/>
                 <w:bCs/>
-                <w:color w:val="4B5563"/>
+                <w:color w:val="5C5C5A"/>
                 <w:spacing w:val="20"/>
                 <w:sz w:val="15"/>
                 <w:szCs w:val="15"/>
@@ -168,7 +222,7 @@
                 <w:rFonts w:ascii="Calibri" w:cs="Calibri" w:eastAsia="Calibri" w:hAnsi="Calibri"/>
                 <w:b/>
                 <w:bCs/>
-                <w:color w:val="1F2937"/>
+                <w:color w:val="1D1D1B"/>
                 <w:sz w:val="20"/>
                 <w:szCs w:val="20"/>
               </w:rPr>
@@ -179,7 +233,7 @@
         <w:tc>
           <w:tcPr>
             <w:tcW w:type="dxa" w:w="2520"/>
-            <w:shd w:fill="F1EBFD" w:color="auto" w:val="clear"/>
+            <w:shd w:fill="EDEDEB" w:color="auto" w:val="clear"/>
             <w:tcMar>
               <w:top w:type="dxa" w:w="140"/>
               <w:left w:type="dxa" w:w="200"/>
@@ -196,7 +250,7 @@
                 <w:rFonts w:ascii="Calibri" w:cs="Calibri" w:eastAsia="Calibri" w:hAnsi="Calibri"/>
                 <w:b/>
                 <w:bCs/>
-                <w:color w:val="4B5563"/>
+                <w:color w:val="5C5C5A"/>
                 <w:spacing w:val="20"/>
                 <w:sz w:val="15"/>
                 <w:szCs w:val="15"/>
@@ -210,7 +264,7 @@
                 <w:rFonts w:ascii="Calibri" w:cs="Calibri" w:eastAsia="Calibri" w:hAnsi="Calibri"/>
                 <w:b/>
                 <w:bCs/>
-                <w:color w:val="1F2937"/>
+                <w:color w:val="1D1D1B"/>
                 <w:sz w:val="20"/>
                 <w:szCs w:val="20"/>
               </w:rPr>
@@ -221,7 +275,7 @@
         <w:tc>
           <w:tcPr>
             <w:tcW w:type="dxa" w:w="2520"/>
-            <w:shd w:fill="F1EBFD" w:color="auto" w:val="clear"/>
+            <w:shd w:fill="EDEDEB" w:color="auto" w:val="clear"/>
             <w:tcMar>
               <w:top w:type="dxa" w:w="140"/>
               <w:left w:type="dxa" w:w="200"/>
@@ -238,7 +292,7 @@
                 <w:rFonts w:ascii="Calibri" w:cs="Calibri" w:eastAsia="Calibri" w:hAnsi="Calibri"/>
                 <w:b/>
                 <w:bCs/>
-                <w:color w:val="4B5563"/>
+                <w:color w:val="5C5C5A"/>
                 <w:spacing w:val="20"/>
                 <w:sz w:val="15"/>
                 <w:szCs w:val="15"/>
@@ -252,7 +306,7 @@
                 <w:rFonts w:ascii="Calibri" w:cs="Calibri" w:eastAsia="Calibri" w:hAnsi="Calibri"/>
                 <w:b/>
                 <w:bCs/>
-                <w:color w:val="1F2937"/>
+                <w:color w:val="1D1D1B"/>
                 <w:sz w:val="20"/>
                 <w:szCs w:val="20"/>
               </w:rPr>
@@ -272,7 +326,7 @@
         <w:pStyle w:val="Heading1"/>
         <w:keepNext/>
         <w:pBdr>
-          <w:bottom w:val="single" w:color="6D28D9" w:sz="8" w:space="4"/>
+          <w:bottom w:val="single" w:color="1D1D1B" w:sz="18" w:space="4"/>
         </w:pBdr>
         <w:spacing w:after="160" w:before="360"/>
       </w:pPr>
@@ -281,11 +335,11 @@
           <w:rFonts w:ascii="Calibri" w:cs="Calibri" w:eastAsia="Calibri" w:hAnsi="Calibri"/>
           <w:b/>
           <w:bCs/>
-          <w:color w:val="6D28D9"/>
-          <w:sz w:val="30"/>
-          <w:szCs w:val="30"/>
-        </w:rPr>
-        <w:t xml:space="preserve">¿Qué lograrás?</w:t>
+          <w:color w:val="1D1D1B"/>
+          <w:sz w:val="28"/>
+          <w:szCs w:val="28"/>
+        </w:rPr>
+        <w:t xml:space="preserve">¿QUÉ LOGRARÁS?</w:t>
       </w:r>
     </w:p>
     <w:tbl>
@@ -310,11 +364,11 @@
             <w:tcW w:type="dxa" w:w="10080"/>
             <w:tcBorders>
               <w:top w:val="none" w:color="FFFFFF" w:sz="0"/>
-              <w:left w:val="single" w:color="6D28D9" w:sz="24"/>
+              <w:left w:val="single" w:color="1D1D1B" w:sz="24"/>
               <w:bottom w:val="none" w:color="FFFFFF" w:sz="0"/>
               <w:right w:val="none" w:color="FFFFFF" w:sz="0"/>
             </w:tcBorders>
-            <w:shd w:fill="F1EBFD" w:color="auto" w:val="clear"/>
+            <w:shd w:fill="EDEDEB" w:color="auto" w:val="clear"/>
             <w:tcMar>
               <w:top w:type="dxa" w:w="160"/>
               <w:left w:type="dxa" w:w="240"/>
@@ -331,7 +385,7 @@
                 <w:rFonts w:ascii="Calibri" w:cs="Calibri" w:eastAsia="Calibri" w:hAnsi="Calibri"/>
                 <w:b/>
                 <w:bCs/>
-                <w:color w:val="6D28D9"/>
+                <w:color w:val="1D1D1B"/>
                 <w:spacing w:val="20"/>
                 <w:sz w:val="17"/>
                 <w:szCs w:val="17"/>
@@ -346,7 +400,7 @@
             <w:r>
               <w:rPr>
                 <w:rFonts w:ascii="Calibri" w:cs="Calibri" w:eastAsia="Calibri" w:hAnsi="Calibri"/>
-                <w:color w:val="1F2937"/>
+                <w:color w:val="1D1D1B"/>
                 <w:sz w:val="23"/>
                 <w:szCs w:val="23"/>
               </w:rPr>
@@ -366,7 +420,7 @@
         <w:pStyle w:val="Heading1"/>
         <w:keepNext/>
         <w:pBdr>
-          <w:bottom w:val="single" w:color="6D28D9" w:sz="8" w:space="4"/>
+          <w:bottom w:val="single" w:color="1D1D1B" w:sz="18" w:space="4"/>
         </w:pBdr>
         <w:spacing w:after="160" w:before="360"/>
       </w:pPr>
@@ -375,11 +429,11 @@
           <w:rFonts w:ascii="Calibri" w:cs="Calibri" w:eastAsia="Calibri" w:hAnsi="Calibri"/>
           <w:b/>
           <w:bCs/>
-          <w:color w:val="6D28D9"/>
-          <w:sz w:val="30"/>
-          <w:szCs w:val="30"/>
-        </w:rPr>
-        <w:t xml:space="preserve">Para empezar</w:t>
+          <w:color w:val="1D1D1B"/>
+          <w:sz w:val="28"/>
+          <w:szCs w:val="28"/>
+        </w:rPr>
+        <w:t xml:space="preserve">PARA EMPEZAR</w:t>
       </w:r>
     </w:p>
     <w:p>
@@ -389,7 +443,7 @@
       <w:r>
         <w:rPr>
           <w:rFonts w:ascii="Calibri" w:cs="Calibri" w:eastAsia="Calibri" w:hAnsi="Calibri"/>
-          <w:color w:val="1F2937"/>
+          <w:color w:val="1D1D1B"/>
           <w:sz w:val="22"/>
           <w:szCs w:val="22"/>
         </w:rPr>
@@ -403,7 +457,7 @@
       <w:r>
         <w:rPr>
           <w:rFonts w:ascii="Calibri" w:cs="Calibri" w:eastAsia="Calibri" w:hAnsi="Calibri"/>
-          <w:color w:val="1F2937"/>
+          <w:color w:val="1D1D1B"/>
           <w:sz w:val="22"/>
           <w:szCs w:val="22"/>
         </w:rPr>
@@ -421,7 +475,7 @@
           <w:rFonts w:ascii="Calibri" w:cs="Calibri" w:eastAsia="Calibri" w:hAnsi="Calibri"/>
           <w:b/>
           <w:bCs/>
-          <w:color w:val="1F2937"/>
+          <w:color w:val="1D1D1B"/>
           <w:sz w:val="23"/>
           <w:szCs w:val="23"/>
         </w:rPr>
@@ -440,7 +494,7 @@
       <w:r>
         <w:rPr>
           <w:rFonts w:ascii="Calibri" w:cs="Calibri" w:eastAsia="Calibri" w:hAnsi="Calibri"/>
-          <w:color w:val="1F2937"/>
+          <w:color w:val="1D1D1B"/>
           <w:sz w:val="22"/>
           <w:szCs w:val="22"/>
         </w:rPr>
@@ -459,7 +513,7 @@
       <w:r>
         <w:rPr>
           <w:rFonts w:ascii="Calibri" w:cs="Calibri" w:eastAsia="Calibri" w:hAnsi="Calibri"/>
-          <w:color w:val="1F2937"/>
+          <w:color w:val="1D1D1B"/>
           <w:sz w:val="22"/>
           <w:szCs w:val="22"/>
         </w:rPr>
@@ -471,7 +525,7 @@
         <w:pStyle w:val="Heading1"/>
         <w:keepNext/>
         <w:pBdr>
-          <w:bottom w:val="single" w:color="6D28D9" w:sz="8" w:space="4"/>
+          <w:bottom w:val="single" w:color="1D1D1B" w:sz="18" w:space="4"/>
         </w:pBdr>
         <w:spacing w:after="160" w:before="360"/>
       </w:pPr>
@@ -480,11 +534,11 @@
           <w:rFonts w:ascii="Calibri" w:cs="Calibri" w:eastAsia="Calibri" w:hAnsi="Calibri"/>
           <w:b/>
           <w:bCs/>
-          <w:color w:val="6D28D9"/>
-          <w:sz w:val="30"/>
-          <w:szCs w:val="30"/>
-        </w:rPr>
-        <w:t xml:space="preserve">Paso a paso</w:t>
+          <w:color w:val="1D1D1B"/>
+          <w:sz w:val="28"/>
+          <w:szCs w:val="28"/>
+        </w:rPr>
+        <w:t xml:space="preserve">PASO A PASO</w:t>
       </w:r>
     </w:p>
     <w:p>
@@ -492,9 +546,9 @@
         <w:pStyle w:val="Heading2"/>
         <w:keepNext/>
         <w:pBdr>
-          <w:left w:val="single" w:color="6D28D9" w:sz="24" w:space="8"/>
+          <w:left w:val="single" w:color="1D1D1B" w:sz="36" w:space="8"/>
         </w:pBdr>
-        <w:shd w:fill="F1EBFD" w:color="auto" w:val="clear"/>
+        <w:shd w:fill="EDEDEB" w:color="auto" w:val="clear"/>
         <w:spacing w:after="100" w:before="280"/>
         <w:ind w:left="160"/>
       </w:pPr>
@@ -503,7 +557,7 @@
           <w:rFonts w:ascii="Calibri" w:cs="Calibri" w:eastAsia="Calibri" w:hAnsi="Calibri"/>
           <w:b/>
           <w:bCs/>
-          <w:color w:val="6D28D9"/>
+          <w:color w:val="1D1D1B"/>
           <w:spacing w:val="20"/>
           <w:sz w:val="18"/>
           <w:szCs w:val="18"/>
@@ -521,7 +575,7 @@
           <w:rFonts w:ascii="Calibri" w:cs="Calibri" w:eastAsia="Calibri" w:hAnsi="Calibri"/>
           <w:b/>
           <w:bCs/>
-          <w:color w:val="1F2937"/>
+          <w:color w:val="1D1D1B"/>
           <w:sz w:val="24"/>
           <w:szCs w:val="24"/>
         </w:rPr>
@@ -540,7 +594,7 @@
       <w:r>
         <w:rPr>
           <w:rFonts w:ascii="Calibri" w:cs="Calibri" w:eastAsia="Calibri" w:hAnsi="Calibri"/>
-          <w:color w:val="1F2937"/>
+          <w:color w:val="1D1D1B"/>
           <w:sz w:val="22"/>
           <w:szCs w:val="22"/>
         </w:rPr>
@@ -559,7 +613,7 @@
       <w:r>
         <w:rPr>
           <w:rFonts w:ascii="Calibri" w:cs="Calibri" w:eastAsia="Calibri" w:hAnsi="Calibri"/>
-          <w:color w:val="1F2937"/>
+          <w:color w:val="1D1D1B"/>
           <w:sz w:val="22"/>
           <w:szCs w:val="22"/>
         </w:rPr>
@@ -578,7 +632,7 @@
       <w:r>
         <w:rPr>
           <w:rFonts w:ascii="Calibri" w:cs="Calibri" w:eastAsia="Calibri" w:hAnsi="Calibri"/>
-          <w:color w:val="1F2937"/>
+          <w:color w:val="1D1D1B"/>
           <w:sz w:val="22"/>
           <w:szCs w:val="22"/>
         </w:rPr>
@@ -590,9 +644,9 @@
         <w:pStyle w:val="Heading2"/>
         <w:keepNext/>
         <w:pBdr>
-          <w:left w:val="single" w:color="6D28D9" w:sz="24" w:space="8"/>
+          <w:left w:val="single" w:color="1D1D1B" w:sz="36" w:space="8"/>
         </w:pBdr>
-        <w:shd w:fill="F1EBFD" w:color="auto" w:val="clear"/>
+        <w:shd w:fill="EDEDEB" w:color="auto" w:val="clear"/>
         <w:spacing w:after="100" w:before="280"/>
         <w:ind w:left="160"/>
       </w:pPr>
@@ -601,7 +655,7 @@
           <w:rFonts w:ascii="Calibri" w:cs="Calibri" w:eastAsia="Calibri" w:hAnsi="Calibri"/>
           <w:b/>
           <w:bCs/>
-          <w:color w:val="6D28D9"/>
+          <w:color w:val="1D1D1B"/>
           <w:spacing w:val="20"/>
           <w:sz w:val="18"/>
           <w:szCs w:val="18"/>
@@ -619,7 +673,7 @@
           <w:rFonts w:ascii="Calibri" w:cs="Calibri" w:eastAsia="Calibri" w:hAnsi="Calibri"/>
           <w:b/>
           <w:bCs/>
-          <w:color w:val="1F2937"/>
+          <w:color w:val="1D1D1B"/>
           <w:sz w:val="24"/>
           <w:szCs w:val="24"/>
         </w:rPr>
@@ -638,7 +692,7 @@
       <w:r>
         <w:rPr>
           <w:rFonts w:ascii="Calibri" w:cs="Calibri" w:eastAsia="Calibri" w:hAnsi="Calibri"/>
-          <w:color w:val="1F2937"/>
+          <w:color w:val="1D1D1B"/>
           <w:sz w:val="22"/>
           <w:szCs w:val="22"/>
         </w:rPr>
@@ -657,7 +711,7 @@
       <w:r>
         <w:rPr>
           <w:rFonts w:ascii="Calibri" w:cs="Calibri" w:eastAsia="Calibri" w:hAnsi="Calibri"/>
-          <w:color w:val="1F2937"/>
+          <w:color w:val="1D1D1B"/>
           <w:sz w:val="22"/>
           <w:szCs w:val="22"/>
         </w:rPr>
@@ -676,7 +730,7 @@
       <w:r>
         <w:rPr>
           <w:rFonts w:ascii="Calibri" w:cs="Calibri" w:eastAsia="Calibri" w:hAnsi="Calibri"/>
-          <w:color w:val="1F2937"/>
+          <w:color w:val="1D1D1B"/>
           <w:sz w:val="22"/>
           <w:szCs w:val="22"/>
         </w:rPr>
@@ -688,9 +742,9 @@
         <w:pStyle w:val="Heading2"/>
         <w:keepNext/>
         <w:pBdr>
-          <w:left w:val="single" w:color="6D28D9" w:sz="24" w:space="8"/>
+          <w:left w:val="single" w:color="1D1D1B" w:sz="36" w:space="8"/>
         </w:pBdr>
-        <w:shd w:fill="F1EBFD" w:color="auto" w:val="clear"/>
+        <w:shd w:fill="EDEDEB" w:color="auto" w:val="clear"/>
         <w:spacing w:after="100" w:before="280"/>
         <w:ind w:left="160"/>
       </w:pPr>
@@ -699,7 +753,7 @@
           <w:rFonts w:ascii="Calibri" w:cs="Calibri" w:eastAsia="Calibri" w:hAnsi="Calibri"/>
           <w:b/>
           <w:bCs/>
-          <w:color w:val="6D28D9"/>
+          <w:color w:val="1D1D1B"/>
           <w:spacing w:val="20"/>
           <w:sz w:val="18"/>
           <w:szCs w:val="18"/>
@@ -717,7 +771,7 @@
           <w:rFonts w:ascii="Calibri" w:cs="Calibri" w:eastAsia="Calibri" w:hAnsi="Calibri"/>
           <w:b/>
           <w:bCs/>
-          <w:color w:val="1F2937"/>
+          <w:color w:val="1D1D1B"/>
           <w:sz w:val="24"/>
           <w:szCs w:val="24"/>
         </w:rPr>
@@ -736,7 +790,7 @@
       <w:r>
         <w:rPr>
           <w:rFonts w:ascii="Calibri" w:cs="Calibri" w:eastAsia="Calibri" w:hAnsi="Calibri"/>
-          <w:color w:val="1F2937"/>
+          <w:color w:val="1D1D1B"/>
           <w:sz w:val="22"/>
           <w:szCs w:val="22"/>
         </w:rPr>
@@ -755,7 +809,7 @@
       <w:r>
         <w:rPr>
           <w:rFonts w:ascii="Calibri" w:cs="Calibri" w:eastAsia="Calibri" w:hAnsi="Calibri"/>
-          <w:color w:val="1F2937"/>
+          <w:color w:val="1D1D1B"/>
           <w:sz w:val="22"/>
           <w:szCs w:val="22"/>
         </w:rPr>
@@ -774,7 +828,7 @@
       <w:r>
         <w:rPr>
           <w:rFonts w:ascii="Calibri" w:cs="Calibri" w:eastAsia="Calibri" w:hAnsi="Calibri"/>
-          <w:color w:val="1F2937"/>
+          <w:color w:val="1D1D1B"/>
           <w:sz w:val="22"/>
           <w:szCs w:val="22"/>
         </w:rPr>
@@ -786,9 +840,9 @@
         <w:pStyle w:val="Heading2"/>
         <w:keepNext/>
         <w:pBdr>
-          <w:left w:val="single" w:color="6D28D9" w:sz="24" w:space="8"/>
+          <w:left w:val="single" w:color="1D1D1B" w:sz="36" w:space="8"/>
         </w:pBdr>
-        <w:shd w:fill="F1EBFD" w:color="auto" w:val="clear"/>
+        <w:shd w:fill="EDEDEB" w:color="auto" w:val="clear"/>
         <w:spacing w:after="100" w:before="280"/>
         <w:ind w:left="160"/>
       </w:pPr>
@@ -797,7 +851,7 @@
           <w:rFonts w:ascii="Calibri" w:cs="Calibri" w:eastAsia="Calibri" w:hAnsi="Calibri"/>
           <w:b/>
           <w:bCs/>
-          <w:color w:val="6D28D9"/>
+          <w:color w:val="1D1D1B"/>
           <w:spacing w:val="20"/>
           <w:sz w:val="18"/>
           <w:szCs w:val="18"/>
@@ -815,7 +869,7 @@
           <w:rFonts w:ascii="Calibri" w:cs="Calibri" w:eastAsia="Calibri" w:hAnsi="Calibri"/>
           <w:b/>
           <w:bCs/>
-          <w:color w:val="1F2937"/>
+          <w:color w:val="1D1D1B"/>
           <w:sz w:val="24"/>
           <w:szCs w:val="24"/>
         </w:rPr>
@@ -834,7 +888,7 @@
       <w:r>
         <w:rPr>
           <w:rFonts w:ascii="Calibri" w:cs="Calibri" w:eastAsia="Calibri" w:hAnsi="Calibri"/>
-          <w:color w:val="1F2937"/>
+          <w:color w:val="1D1D1B"/>
           <w:sz w:val="22"/>
           <w:szCs w:val="22"/>
         </w:rPr>
@@ -853,7 +907,7 @@
       <w:r>
         <w:rPr>
           <w:rFonts w:ascii="Calibri" w:cs="Calibri" w:eastAsia="Calibri" w:hAnsi="Calibri"/>
-          <w:color w:val="1F2937"/>
+          <w:color w:val="1D1D1B"/>
           <w:sz w:val="22"/>
           <w:szCs w:val="22"/>
         </w:rPr>
@@ -872,7 +926,7 @@
       <w:r>
         <w:rPr>
           <w:rFonts w:ascii="Calibri" w:cs="Calibri" w:eastAsia="Calibri" w:hAnsi="Calibri"/>
-          <w:color w:val="1F2937"/>
+          <w:color w:val="1D1D1B"/>
           <w:sz w:val="22"/>
           <w:szCs w:val="22"/>
         </w:rPr>
@@ -891,7 +945,7 @@
       <w:r>
         <w:rPr>
           <w:rFonts w:ascii="Calibri" w:cs="Calibri" w:eastAsia="Calibri" w:hAnsi="Calibri"/>
-          <w:color w:val="1F2937"/>
+          <w:color w:val="1D1D1B"/>
           <w:sz w:val="22"/>
           <w:szCs w:val="22"/>
         </w:rPr>
@@ -903,9 +957,9 @@
         <w:pStyle w:val="Heading2"/>
         <w:keepNext/>
         <w:pBdr>
-          <w:left w:val="single" w:color="6D28D9" w:sz="24" w:space="8"/>
+          <w:left w:val="single" w:color="1D1D1B" w:sz="36" w:space="8"/>
         </w:pBdr>
-        <w:shd w:fill="F1EBFD" w:color="auto" w:val="clear"/>
+        <w:shd w:fill="EDEDEB" w:color="auto" w:val="clear"/>
         <w:spacing w:after="100" w:before="280"/>
         <w:ind w:left="160"/>
       </w:pPr>
@@ -914,7 +968,7 @@
           <w:rFonts w:ascii="Calibri" w:cs="Calibri" w:eastAsia="Calibri" w:hAnsi="Calibri"/>
           <w:b/>
           <w:bCs/>
-          <w:color w:val="6D28D9"/>
+          <w:color w:val="1D1D1B"/>
           <w:spacing w:val="20"/>
           <w:sz w:val="18"/>
           <w:szCs w:val="18"/>
@@ -932,7 +986,7 @@
           <w:rFonts w:ascii="Calibri" w:cs="Calibri" w:eastAsia="Calibri" w:hAnsi="Calibri"/>
           <w:b/>
           <w:bCs/>
-          <w:color w:val="1F2937"/>
+          <w:color w:val="1D1D1B"/>
           <w:sz w:val="24"/>
           <w:szCs w:val="24"/>
         </w:rPr>
@@ -951,7 +1005,7 @@
       <w:r>
         <w:rPr>
           <w:rFonts w:ascii="Calibri" w:cs="Calibri" w:eastAsia="Calibri" w:hAnsi="Calibri"/>
-          <w:color w:val="1F2937"/>
+          <w:color w:val="1D1D1B"/>
           <w:sz w:val="22"/>
           <w:szCs w:val="22"/>
         </w:rPr>
@@ -970,7 +1024,7 @@
       <w:r>
         <w:rPr>
           <w:rFonts w:ascii="Calibri" w:cs="Calibri" w:eastAsia="Calibri" w:hAnsi="Calibri"/>
-          <w:color w:val="1F2937"/>
+          <w:color w:val="1D1D1B"/>
           <w:sz w:val="22"/>
           <w:szCs w:val="22"/>
         </w:rPr>
@@ -989,7 +1043,7 @@
       <w:r>
         <w:rPr>
           <w:rFonts w:ascii="Calibri" w:cs="Calibri" w:eastAsia="Calibri" w:hAnsi="Calibri"/>
-          <w:color w:val="1F2937"/>
+          <w:color w:val="1D1D1B"/>
           <w:sz w:val="22"/>
           <w:szCs w:val="22"/>
         </w:rPr>
@@ -1001,9 +1055,9 @@
         <w:pStyle w:val="Heading2"/>
         <w:keepNext/>
         <w:pBdr>
-          <w:left w:val="single" w:color="6D28D9" w:sz="24" w:space="8"/>
+          <w:left w:val="single" w:color="1D1D1B" w:sz="36" w:space="8"/>
         </w:pBdr>
-        <w:shd w:fill="F1EBFD" w:color="auto" w:val="clear"/>
+        <w:shd w:fill="EDEDEB" w:color="auto" w:val="clear"/>
         <w:spacing w:after="100" w:before="280"/>
         <w:ind w:left="160"/>
       </w:pPr>
@@ -1012,7 +1066,7 @@
           <w:rFonts w:ascii="Calibri" w:cs="Calibri" w:eastAsia="Calibri" w:hAnsi="Calibri"/>
           <w:b/>
           <w:bCs/>
-          <w:color w:val="6D28D9"/>
+          <w:color w:val="1D1D1B"/>
           <w:spacing w:val="20"/>
           <w:sz w:val="18"/>
           <w:szCs w:val="18"/>
@@ -1030,7 +1084,7 @@
           <w:rFonts w:ascii="Calibri" w:cs="Calibri" w:eastAsia="Calibri" w:hAnsi="Calibri"/>
           <w:b/>
           <w:bCs/>
-          <w:color w:val="1F2937"/>
+          <w:color w:val="1D1D1B"/>
           <w:sz w:val="24"/>
           <w:szCs w:val="24"/>
         </w:rPr>
@@ -1049,7 +1103,7 @@
       <w:r>
         <w:rPr>
           <w:rFonts w:ascii="Calibri" w:cs="Calibri" w:eastAsia="Calibri" w:hAnsi="Calibri"/>
-          <w:color w:val="1F2937"/>
+          <w:color w:val="1D1D1B"/>
           <w:sz w:val="22"/>
           <w:szCs w:val="22"/>
         </w:rPr>
@@ -1068,7 +1122,7 @@
       <w:r>
         <w:rPr>
           <w:rFonts w:ascii="Calibri" w:cs="Calibri" w:eastAsia="Calibri" w:hAnsi="Calibri"/>
-          <w:color w:val="1F2937"/>
+          <w:color w:val="1D1D1B"/>
           <w:sz w:val="22"/>
           <w:szCs w:val="22"/>
         </w:rPr>
@@ -1087,7 +1141,7 @@
       <w:r>
         <w:rPr>
           <w:rFonts w:ascii="Calibri" w:cs="Calibri" w:eastAsia="Calibri" w:hAnsi="Calibri"/>
-          <w:color w:val="1F2937"/>
+          <w:color w:val="1D1D1B"/>
           <w:sz w:val="22"/>
           <w:szCs w:val="22"/>
         </w:rPr>
@@ -1116,11 +1170,11 @@
             <w:tcW w:type="dxa" w:w="10080"/>
             <w:tcBorders>
               <w:top w:val="none" w:color="FFFFFF" w:sz="0"/>
-              <w:left w:val="single" w:color="B45309" w:sz="24"/>
+              <w:left w:val="single" w:color="EF7D00" w:sz="24"/>
               <w:bottom w:val="none" w:color="FFFFFF" w:sz="0"/>
               <w:right w:val="none" w:color="FFFFFF" w:sz="0"/>
             </w:tcBorders>
-            <w:shd w:fill="FEF6E4" w:color="auto" w:val="clear"/>
+            <w:shd w:fill="FFF4DC" w:color="auto" w:val="clear"/>
             <w:tcMar>
               <w:top w:type="dxa" w:w="160"/>
               <w:left w:type="dxa" w:w="240"/>
@@ -1137,7 +1191,7 @@
                 <w:rFonts w:ascii="Calibri" w:cs="Calibri" w:eastAsia="Calibri" w:hAnsi="Calibri"/>
                 <w:b/>
                 <w:bCs/>
-                <w:color w:val="B45309"/>
+                <w:color w:val="8A5A00"/>
                 <w:spacing w:val="20"/>
                 <w:sz w:val="17"/>
                 <w:szCs w:val="17"/>
@@ -1152,7 +1206,7 @@
             <w:r>
               <w:rPr>
                 <w:rFonts w:ascii="Calibri" w:cs="Calibri" w:eastAsia="Calibri" w:hAnsi="Calibri"/>
-                <w:color w:val="1F2937"/>
+                <w:color w:val="1D1D1B"/>
                 <w:sz w:val="22"/>
                 <w:szCs w:val="22"/>
               </w:rPr>
@@ -1172,7 +1226,7 @@
         <w:pStyle w:val="Heading1"/>
         <w:keepNext/>
         <w:pBdr>
-          <w:bottom w:val="single" w:color="6D28D9" w:sz="8" w:space="4"/>
+          <w:bottom w:val="single" w:color="1D1D1B" w:sz="18" w:space="4"/>
         </w:pBdr>
         <w:spacing w:after="160" w:before="360"/>
       </w:pPr>
@@ -1181,23 +1235,23 @@
           <w:rFonts w:ascii="Calibri" w:cs="Calibri" w:eastAsia="Calibri" w:hAnsi="Calibri"/>
           <w:b/>
           <w:bCs/>
-          <w:color w:val="6D28D9"/>
-          <w:sz w:val="30"/>
-          <w:szCs w:val="30"/>
-        </w:rPr>
-        <w:t xml:space="preserve">Lista de chequeo completa</w:t>
+          <w:color w:val="1D1D1B"/>
+          <w:sz w:val="28"/>
+          <w:szCs w:val="28"/>
+        </w:rPr>
+        <w:t xml:space="preserve">LISTA DE CHEQUEO COMPLETA</w:t>
       </w:r>
     </w:p>
     <w:tbl>
       <w:tblPr>
         <w:tblW w:type="dxa" w:w="10080"/>
         <w:tblBorders>
-          <w:top w:val="single" w:color="E5E7EB" w:sz="4"/>
-          <w:left w:val="single" w:color="E5E7EB" w:sz="4"/>
-          <w:bottom w:val="single" w:color="E5E7EB" w:sz="4"/>
-          <w:right w:val="single" w:color="E5E7EB" w:sz="4"/>
-          <w:insideH w:val="single" w:color="E5E7EB" w:sz="4"/>
-          <w:insideV w:val="single" w:color="E5E7EB" w:sz="4"/>
+          <w:top w:val="single" w:color="E2E2DF" w:sz="4"/>
+          <w:left w:val="single" w:color="E2E2DF" w:sz="4"/>
+          <w:bottom w:val="single" w:color="E2E2DF" w:sz="4"/>
+          <w:right w:val="single" w:color="E2E2DF" w:sz="4"/>
+          <w:insideH w:val="single" w:color="E2E2DF" w:sz="4"/>
+          <w:insideV w:val="single" w:color="E2E2DF" w:sz="4"/>
         </w:tblBorders>
         <w:tblLayout w:type="fixed"/>
       </w:tblPr>
@@ -1213,7 +1267,7 @@
         <w:tc>
           <w:tcPr>
             <w:tcW w:type="dxa" w:w="2200"/>
-            <w:shd w:fill="6D28D9" w:color="auto" w:val="clear"/>
+            <w:shd w:fill="1D1D1B" w:color="auto" w:val="clear"/>
             <w:tcMar>
               <w:top w:type="dxa" w:w="100"/>
               <w:left w:type="dxa" w:w="140"/>
@@ -1241,7 +1295,7 @@
         <w:tc>
           <w:tcPr>
             <w:tcW w:type="dxa" w:w="6680"/>
-            <w:shd w:fill="6D28D9" w:color="auto" w:val="clear"/>
+            <w:shd w:fill="1D1D1B" w:color="auto" w:val="clear"/>
             <w:tcMar>
               <w:top w:type="dxa" w:w="100"/>
               <w:left w:type="dxa" w:w="140"/>
@@ -1269,7 +1323,7 @@
         <w:tc>
           <w:tcPr>
             <w:tcW w:type="dxa" w:w="1200"/>
-            <w:shd w:fill="6D28D9" w:color="auto" w:val="clear"/>
+            <w:shd w:fill="1D1D1B" w:color="auto" w:val="clear"/>
             <w:tcMar>
               <w:top w:type="dxa" w:w="100"/>
               <w:left w:type="dxa" w:w="140"/>
@@ -1303,7 +1357,7 @@
           <w:tcPr>
             <w:tcW w:type="dxa" w:w="2200"/>
             <w:vMerge w:val="restart"/>
-            <w:shd w:fill="F1EBFD" w:color="auto" w:val="clear"/>
+            <w:shd w:fill="EDEDEB" w:color="auto" w:val="clear"/>
             <w:tcMar>
               <w:top w:type="dxa" w:w="100"/>
               <w:left w:type="dxa" w:w="140"/>
@@ -1320,7 +1374,7 @@
               <w:rPr>
                 <w:b/>
                 <w:bCs/>
-                <w:color w:val="1F2937"/>
+                <w:color w:val="1D1D1B"/>
                 <w:sz w:val="20"/>
                 <w:szCs w:val="20"/>
               </w:rPr>
@@ -1348,7 +1402,7 @@
               <w:rPr>
                 <w:b w:val="false"/>
                 <w:bCs w:val="false"/>
-                <w:color w:val="1F2937"/>
+                <w:color w:val="1D1D1B"/>
                 <w:sz w:val="20"/>
                 <w:szCs w:val="20"/>
               </w:rPr>
@@ -1377,7 +1431,7 @@
                 <w:rFonts w:ascii="Segoe UI Symbol" w:cs="Segoe UI Symbol" w:eastAsia="Segoe UI Symbol" w:hAnsi="Segoe UI Symbol"/>
                 <w:b w:val="false"/>
                 <w:bCs w:val="false"/>
-                <w:color w:val="1F2937"/>
+                <w:color w:val="1D1D1B"/>
                 <w:sz w:val="26"/>
                 <w:szCs w:val="26"/>
               </w:rPr>
@@ -1400,7 +1454,7 @@
         <w:tc>
           <w:tcPr>
             <w:tcW w:type="dxa" w:w="6680"/>
-            <w:shd w:fill="F9FAFB" w:color="auto" w:val="clear"/>
+            <w:shd w:fill="F4F4F2" w:color="auto" w:val="clear"/>
             <w:tcMar>
               <w:top w:type="dxa" w:w="100"/>
               <w:left w:type="dxa" w:w="140"/>
@@ -1417,7 +1471,7 @@
               <w:rPr>
                 <w:b w:val="false"/>
                 <w:bCs w:val="false"/>
-                <w:color w:val="1F2937"/>
+                <w:color w:val="1D1D1B"/>
                 <w:sz w:val="20"/>
                 <w:szCs w:val="20"/>
               </w:rPr>
@@ -1428,7 +1482,7 @@
         <w:tc>
           <w:tcPr>
             <w:tcW w:type="dxa" w:w="1200"/>
-            <w:shd w:fill="F9FAFB" w:color="auto" w:val="clear"/>
+            <w:shd w:fill="F4F4F2" w:color="auto" w:val="clear"/>
             <w:tcMar>
               <w:top w:type="dxa" w:w="100"/>
               <w:left w:type="dxa" w:w="140"/>
@@ -1446,7 +1500,7 @@
                 <w:rFonts w:ascii="Segoe UI Symbol" w:cs="Segoe UI Symbol" w:eastAsia="Segoe UI Symbol" w:hAnsi="Segoe UI Symbol"/>
                 <w:b w:val="false"/>
                 <w:bCs w:val="false"/>
-                <w:color w:val="1F2937"/>
+                <w:color w:val="1D1D1B"/>
                 <w:sz w:val="26"/>
                 <w:szCs w:val="26"/>
               </w:rPr>
@@ -1486,7 +1540,7 @@
               <w:rPr>
                 <w:b w:val="false"/>
                 <w:bCs w:val="false"/>
-                <w:color w:val="1F2937"/>
+                <w:color w:val="1D1D1B"/>
                 <w:sz w:val="20"/>
                 <w:szCs w:val="20"/>
               </w:rPr>
@@ -1515,7 +1569,7 @@
                 <w:rFonts w:ascii="Segoe UI Symbol" w:cs="Segoe UI Symbol" w:eastAsia="Segoe UI Symbol" w:hAnsi="Segoe UI Symbol"/>
                 <w:b w:val="false"/>
                 <w:bCs w:val="false"/>
-                <w:color w:val="1F2937"/>
+                <w:color w:val="1D1D1B"/>
                 <w:sz w:val="26"/>
                 <w:szCs w:val="26"/>
               </w:rPr>
@@ -1532,7 +1586,7 @@
           <w:tcPr>
             <w:tcW w:type="dxa" w:w="2200"/>
             <w:vMerge w:val="restart"/>
-            <w:shd w:fill="F1EBFD" w:color="auto" w:val="clear"/>
+            <w:shd w:fill="EDEDEB" w:color="auto" w:val="clear"/>
             <w:tcMar>
               <w:top w:type="dxa" w:w="100"/>
               <w:left w:type="dxa" w:w="140"/>
@@ -1549,7 +1603,7 @@
               <w:rPr>
                 <w:b/>
                 <w:bCs/>
-                <w:color w:val="1F2937"/>
+                <w:color w:val="1D1D1B"/>
                 <w:sz w:val="20"/>
                 <w:szCs w:val="20"/>
               </w:rPr>
@@ -1560,7 +1614,7 @@
         <w:tc>
           <w:tcPr>
             <w:tcW w:type="dxa" w:w="6680"/>
-            <w:shd w:fill="F9FAFB" w:color="auto" w:val="clear"/>
+            <w:shd w:fill="F4F4F2" w:color="auto" w:val="clear"/>
             <w:tcMar>
               <w:top w:type="dxa" w:w="100"/>
               <w:left w:type="dxa" w:w="140"/>
@@ -1577,7 +1631,7 @@
               <w:rPr>
                 <w:b w:val="false"/>
                 <w:bCs w:val="false"/>
-                <w:color w:val="1F2937"/>
+                <w:color w:val="1D1D1B"/>
                 <w:sz w:val="20"/>
                 <w:szCs w:val="20"/>
               </w:rPr>
@@ -1588,7 +1642,7 @@
         <w:tc>
           <w:tcPr>
             <w:tcW w:type="dxa" w:w="1200"/>
-            <w:shd w:fill="F9FAFB" w:color="auto" w:val="clear"/>
+            <w:shd w:fill="F4F4F2" w:color="auto" w:val="clear"/>
             <w:tcMar>
               <w:top w:type="dxa" w:w="100"/>
               <w:left w:type="dxa" w:w="140"/>
@@ -1606,7 +1660,7 @@
                 <w:rFonts w:ascii="Segoe UI Symbol" w:cs="Segoe UI Symbol" w:eastAsia="Segoe UI Symbol" w:hAnsi="Segoe UI Symbol"/>
                 <w:b w:val="false"/>
                 <w:bCs w:val="false"/>
-                <w:color w:val="1F2937"/>
+                <w:color w:val="1D1D1B"/>
                 <w:sz w:val="26"/>
                 <w:szCs w:val="26"/>
               </w:rPr>
@@ -1646,7 +1700,7 @@
               <w:rPr>
                 <w:b w:val="false"/>
                 <w:bCs w:val="false"/>
-                <w:color w:val="1F2937"/>
+                <w:color w:val="1D1D1B"/>
                 <w:sz w:val="20"/>
                 <w:szCs w:val="20"/>
               </w:rPr>
@@ -1675,7 +1729,7 @@
                 <w:rFonts w:ascii="Segoe UI Symbol" w:cs="Segoe UI Symbol" w:eastAsia="Segoe UI Symbol" w:hAnsi="Segoe UI Symbol"/>
                 <w:b w:val="false"/>
                 <w:bCs w:val="false"/>
-                <w:color w:val="1F2937"/>
+                <w:color w:val="1D1D1B"/>
                 <w:sz w:val="26"/>
                 <w:szCs w:val="26"/>
               </w:rPr>
@@ -1698,7 +1752,7 @@
         <w:tc>
           <w:tcPr>
             <w:tcW w:type="dxa" w:w="6680"/>
-            <w:shd w:fill="F9FAFB" w:color="auto" w:val="clear"/>
+            <w:shd w:fill="F4F4F2" w:color="auto" w:val="clear"/>
             <w:tcMar>
               <w:top w:type="dxa" w:w="100"/>
               <w:left w:type="dxa" w:w="140"/>
@@ -1715,7 +1769,7 @@
               <w:rPr>
                 <w:b w:val="false"/>
                 <w:bCs w:val="false"/>
-                <w:color w:val="1F2937"/>
+                <w:color w:val="1D1D1B"/>
                 <w:sz w:val="20"/>
                 <w:szCs w:val="20"/>
               </w:rPr>
@@ -1726,7 +1780,7 @@
         <w:tc>
           <w:tcPr>
             <w:tcW w:type="dxa" w:w="1200"/>
-            <w:shd w:fill="F9FAFB" w:color="auto" w:val="clear"/>
+            <w:shd w:fill="F4F4F2" w:color="auto" w:val="clear"/>
             <w:tcMar>
               <w:top w:type="dxa" w:w="100"/>
               <w:left w:type="dxa" w:w="140"/>
@@ -1744,7 +1798,7 @@
                 <w:rFonts w:ascii="Segoe UI Symbol" w:cs="Segoe UI Symbol" w:eastAsia="Segoe UI Symbol" w:hAnsi="Segoe UI Symbol"/>
                 <w:b w:val="false"/>
                 <w:bCs w:val="false"/>
-                <w:color w:val="1F2937"/>
+                <w:color w:val="1D1D1B"/>
                 <w:sz w:val="26"/>
                 <w:szCs w:val="26"/>
               </w:rPr>
@@ -1784,7 +1838,7 @@
               <w:rPr>
                 <w:b w:val="false"/>
                 <w:bCs w:val="false"/>
-                <w:color w:val="1F2937"/>
+                <w:color w:val="1D1D1B"/>
                 <w:sz w:val="20"/>
                 <w:szCs w:val="20"/>
               </w:rPr>
@@ -1813,7 +1867,7 @@
                 <w:rFonts w:ascii="Segoe UI Symbol" w:cs="Segoe UI Symbol" w:eastAsia="Segoe UI Symbol" w:hAnsi="Segoe UI Symbol"/>
                 <w:b w:val="false"/>
                 <w:bCs w:val="false"/>
-                <w:color w:val="1F2937"/>
+                <w:color w:val="1D1D1B"/>
                 <w:sz w:val="26"/>
                 <w:szCs w:val="26"/>
               </w:rPr>
@@ -1830,7 +1884,7 @@
           <w:tcPr>
             <w:tcW w:type="dxa" w:w="2200"/>
             <w:vMerge w:val="restart"/>
-            <w:shd w:fill="F1EBFD" w:color="auto" w:val="clear"/>
+            <w:shd w:fill="EDEDEB" w:color="auto" w:val="clear"/>
             <w:tcMar>
               <w:top w:type="dxa" w:w="100"/>
               <w:left w:type="dxa" w:w="140"/>
@@ -1847,7 +1901,7 @@
               <w:rPr>
                 <w:b/>
                 <w:bCs/>
-                <w:color w:val="1F2937"/>
+                <w:color w:val="1D1D1B"/>
                 <w:sz w:val="20"/>
                 <w:szCs w:val="20"/>
               </w:rPr>
@@ -1858,7 +1912,7 @@
         <w:tc>
           <w:tcPr>
             <w:tcW w:type="dxa" w:w="6680"/>
-            <w:shd w:fill="F9FAFB" w:color="auto" w:val="clear"/>
+            <w:shd w:fill="F4F4F2" w:color="auto" w:val="clear"/>
             <w:tcMar>
               <w:top w:type="dxa" w:w="100"/>
               <w:left w:type="dxa" w:w="140"/>
@@ -1875,7 +1929,7 @@
               <w:rPr>
                 <w:b w:val="false"/>
                 <w:bCs w:val="false"/>
-                <w:color w:val="1F2937"/>
+                <w:color w:val="1D1D1B"/>
                 <w:sz w:val="20"/>
                 <w:szCs w:val="20"/>
               </w:rPr>
@@ -1886,7 +1940,7 @@
         <w:tc>
           <w:tcPr>
             <w:tcW w:type="dxa" w:w="1200"/>
-            <w:shd w:fill="F9FAFB" w:color="auto" w:val="clear"/>
+            <w:shd w:fill="F4F4F2" w:color="auto" w:val="clear"/>
             <w:tcMar>
               <w:top w:type="dxa" w:w="100"/>
               <w:left w:type="dxa" w:w="140"/>
@@ -1904,7 +1958,7 @@
                 <w:rFonts w:ascii="Segoe UI Symbol" w:cs="Segoe UI Symbol" w:eastAsia="Segoe UI Symbol" w:hAnsi="Segoe UI Symbol"/>
                 <w:b w:val="false"/>
                 <w:bCs w:val="false"/>
-                <w:color w:val="1F2937"/>
+                <w:color w:val="1D1D1B"/>
                 <w:sz w:val="26"/>
                 <w:szCs w:val="26"/>
               </w:rPr>
@@ -1944,7 +1998,7 @@
               <w:rPr>
                 <w:b w:val="false"/>
                 <w:bCs w:val="false"/>
-                <w:color w:val="1F2937"/>
+                <w:color w:val="1D1D1B"/>
                 <w:sz w:val="20"/>
                 <w:szCs w:val="20"/>
               </w:rPr>
@@ -1973,7 +2027,7 @@
                 <w:rFonts w:ascii="Segoe UI Symbol" w:cs="Segoe UI Symbol" w:eastAsia="Segoe UI Symbol" w:hAnsi="Segoe UI Symbol"/>
                 <w:b w:val="false"/>
                 <w:bCs w:val="false"/>
-                <w:color w:val="1F2937"/>
+                <w:color w:val="1D1D1B"/>
                 <w:sz w:val="26"/>
                 <w:szCs w:val="26"/>
               </w:rPr>
@@ -1996,7 +2050,7 @@
         <w:tc>
           <w:tcPr>
             <w:tcW w:type="dxa" w:w="6680"/>
-            <w:shd w:fill="F9FAFB" w:color="auto" w:val="clear"/>
+            <w:shd w:fill="F4F4F2" w:color="auto" w:val="clear"/>
             <w:tcMar>
               <w:top w:type="dxa" w:w="100"/>
               <w:left w:type="dxa" w:w="140"/>
@@ -2013,7 +2067,7 @@
               <w:rPr>
                 <w:b w:val="false"/>
                 <w:bCs w:val="false"/>
-                <w:color w:val="1F2937"/>
+                <w:color w:val="1D1D1B"/>
                 <w:sz w:val="20"/>
                 <w:szCs w:val="20"/>
               </w:rPr>
@@ -2024,7 +2078,7 @@
         <w:tc>
           <w:tcPr>
             <w:tcW w:type="dxa" w:w="1200"/>
-            <w:shd w:fill="F9FAFB" w:color="auto" w:val="clear"/>
+            <w:shd w:fill="F4F4F2" w:color="auto" w:val="clear"/>
             <w:tcMar>
               <w:top w:type="dxa" w:w="100"/>
               <w:left w:type="dxa" w:w="140"/>
@@ -2042,7 +2096,7 @@
                 <w:rFonts w:ascii="Segoe UI Symbol" w:cs="Segoe UI Symbol" w:eastAsia="Segoe UI Symbol" w:hAnsi="Segoe UI Symbol"/>
                 <w:b w:val="false"/>
                 <w:bCs w:val="false"/>
-                <w:color w:val="1F2937"/>
+                <w:color w:val="1D1D1B"/>
                 <w:sz w:val="26"/>
                 <w:szCs w:val="26"/>
               </w:rPr>
@@ -2082,7 +2136,7 @@
               <w:rPr>
                 <w:b w:val="false"/>
                 <w:bCs w:val="false"/>
-                <w:color w:val="1F2937"/>
+                <w:color w:val="1D1D1B"/>
                 <w:sz w:val="20"/>
                 <w:szCs w:val="20"/>
               </w:rPr>
@@ -2111,7 +2165,7 @@
                 <w:rFonts w:ascii="Segoe UI Symbol" w:cs="Segoe UI Symbol" w:eastAsia="Segoe UI Symbol" w:hAnsi="Segoe UI Symbol"/>
                 <w:b w:val="false"/>
                 <w:bCs w:val="false"/>
-                <w:color w:val="1F2937"/>
+                <w:color w:val="1D1D1B"/>
                 <w:sz w:val="26"/>
                 <w:szCs w:val="26"/>
               </w:rPr>
@@ -2128,7 +2182,7 @@
           <w:tcPr>
             <w:tcW w:type="dxa" w:w="2200"/>
             <w:vMerge w:val="restart"/>
-            <w:shd w:fill="F1EBFD" w:color="auto" w:val="clear"/>
+            <w:shd w:fill="EDEDEB" w:color="auto" w:val="clear"/>
             <w:tcMar>
               <w:top w:type="dxa" w:w="100"/>
               <w:left w:type="dxa" w:w="140"/>
@@ -2145,7 +2199,7 @@
               <w:rPr>
                 <w:b/>
                 <w:bCs/>
-                <w:color w:val="1F2937"/>
+                <w:color w:val="1D1D1B"/>
                 <w:sz w:val="20"/>
                 <w:szCs w:val="20"/>
               </w:rPr>
@@ -2156,7 +2210,7 @@
         <w:tc>
           <w:tcPr>
             <w:tcW w:type="dxa" w:w="6680"/>
-            <w:shd w:fill="F9FAFB" w:color="auto" w:val="clear"/>
+            <w:shd w:fill="F4F4F2" w:color="auto" w:val="clear"/>
             <w:tcMar>
               <w:top w:type="dxa" w:w="100"/>
               <w:left w:type="dxa" w:w="140"/>
@@ -2173,7 +2227,7 @@
               <w:rPr>
                 <w:b w:val="false"/>
                 <w:bCs w:val="false"/>
-                <w:color w:val="1F2937"/>
+                <w:color w:val="1D1D1B"/>
                 <w:sz w:val="20"/>
                 <w:szCs w:val="20"/>
               </w:rPr>
@@ -2184,7 +2238,7 @@
         <w:tc>
           <w:tcPr>
             <w:tcW w:type="dxa" w:w="1200"/>
-            <w:shd w:fill="F9FAFB" w:color="auto" w:val="clear"/>
+            <w:shd w:fill="F4F4F2" w:color="auto" w:val="clear"/>
             <w:tcMar>
               <w:top w:type="dxa" w:w="100"/>
               <w:left w:type="dxa" w:w="140"/>
@@ -2202,7 +2256,7 @@
                 <w:rFonts w:ascii="Segoe UI Symbol" w:cs="Segoe UI Symbol" w:eastAsia="Segoe UI Symbol" w:hAnsi="Segoe UI Symbol"/>
                 <w:b w:val="false"/>
                 <w:bCs w:val="false"/>
-                <w:color w:val="1F2937"/>
+                <w:color w:val="1D1D1B"/>
                 <w:sz w:val="26"/>
                 <w:szCs w:val="26"/>
               </w:rPr>
@@ -2242,7 +2296,7 @@
               <w:rPr>
                 <w:b w:val="false"/>
                 <w:bCs w:val="false"/>
-                <w:color w:val="1F2937"/>
+                <w:color w:val="1D1D1B"/>
                 <w:sz w:val="20"/>
                 <w:szCs w:val="20"/>
               </w:rPr>
@@ -2271,7 +2325,7 @@
                 <w:rFonts w:ascii="Segoe UI Symbol" w:cs="Segoe UI Symbol" w:eastAsia="Segoe UI Symbol" w:hAnsi="Segoe UI Symbol"/>
                 <w:b w:val="false"/>
                 <w:bCs w:val="false"/>
-                <w:color w:val="1F2937"/>
+                <w:color w:val="1D1D1B"/>
                 <w:sz w:val="26"/>
                 <w:szCs w:val="26"/>
               </w:rPr>
@@ -2294,7 +2348,7 @@
         <w:tc>
           <w:tcPr>
             <w:tcW w:type="dxa" w:w="6680"/>
-            <w:shd w:fill="F9FAFB" w:color="auto" w:val="clear"/>
+            <w:shd w:fill="F4F4F2" w:color="auto" w:val="clear"/>
             <w:tcMar>
               <w:top w:type="dxa" w:w="100"/>
               <w:left w:type="dxa" w:w="140"/>
@@ -2311,7 +2365,7 @@
               <w:rPr>
                 <w:b w:val="false"/>
                 <w:bCs w:val="false"/>
-                <w:color w:val="1F2937"/>
+                <w:color w:val="1D1D1B"/>
                 <w:sz w:val="20"/>
                 <w:szCs w:val="20"/>
               </w:rPr>
@@ -2322,7 +2376,7 @@
         <w:tc>
           <w:tcPr>
             <w:tcW w:type="dxa" w:w="1200"/>
-            <w:shd w:fill="F9FAFB" w:color="auto" w:val="clear"/>
+            <w:shd w:fill="F4F4F2" w:color="auto" w:val="clear"/>
             <w:tcMar>
               <w:top w:type="dxa" w:w="100"/>
               <w:left w:type="dxa" w:w="140"/>
@@ -2340,7 +2394,7 @@
                 <w:rFonts w:ascii="Segoe UI Symbol" w:cs="Segoe UI Symbol" w:eastAsia="Segoe UI Symbol" w:hAnsi="Segoe UI Symbol"/>
                 <w:b w:val="false"/>
                 <w:bCs w:val="false"/>
-                <w:color w:val="1F2937"/>
+                <w:color w:val="1D1D1B"/>
                 <w:sz w:val="26"/>
                 <w:szCs w:val="26"/>
               </w:rPr>
@@ -2380,7 +2434,7 @@
               <w:rPr>
                 <w:b w:val="false"/>
                 <w:bCs w:val="false"/>
-                <w:color w:val="1F2937"/>
+                <w:color w:val="1D1D1B"/>
                 <w:sz w:val="20"/>
                 <w:szCs w:val="20"/>
               </w:rPr>
@@ -2409,7 +2463,7 @@
                 <w:rFonts w:ascii="Segoe UI Symbol" w:cs="Segoe UI Symbol" w:eastAsia="Segoe UI Symbol" w:hAnsi="Segoe UI Symbol"/>
                 <w:b w:val="false"/>
                 <w:bCs w:val="false"/>
-                <w:color w:val="1F2937"/>
+                <w:color w:val="1D1D1B"/>
                 <w:sz w:val="26"/>
                 <w:szCs w:val="26"/>
               </w:rPr>
@@ -2426,7 +2480,7 @@
           <w:tcPr>
             <w:tcW w:type="dxa" w:w="2200"/>
             <w:vMerge w:val="restart"/>
-            <w:shd w:fill="F1EBFD" w:color="auto" w:val="clear"/>
+            <w:shd w:fill="EDEDEB" w:color="auto" w:val="clear"/>
             <w:tcMar>
               <w:top w:type="dxa" w:w="100"/>
               <w:left w:type="dxa" w:w="140"/>
@@ -2443,7 +2497,7 @@
               <w:rPr>
                 <w:b/>
                 <w:bCs/>
-                <w:color w:val="1F2937"/>
+                <w:color w:val="1D1D1B"/>
                 <w:sz w:val="20"/>
                 <w:szCs w:val="20"/>
               </w:rPr>
@@ -2454,7 +2508,7 @@
         <w:tc>
           <w:tcPr>
             <w:tcW w:type="dxa" w:w="6680"/>
-            <w:shd w:fill="F9FAFB" w:color="auto" w:val="clear"/>
+            <w:shd w:fill="F4F4F2" w:color="auto" w:val="clear"/>
             <w:tcMar>
               <w:top w:type="dxa" w:w="100"/>
               <w:left w:type="dxa" w:w="140"/>
@@ -2471,7 +2525,7 @@
               <w:rPr>
                 <w:b w:val="false"/>
                 <w:bCs w:val="false"/>
-                <w:color w:val="1F2937"/>
+                <w:color w:val="1D1D1B"/>
                 <w:sz w:val="20"/>
                 <w:szCs w:val="20"/>
               </w:rPr>
@@ -2482,7 +2536,7 @@
         <w:tc>
           <w:tcPr>
             <w:tcW w:type="dxa" w:w="1200"/>
-            <w:shd w:fill="F9FAFB" w:color="auto" w:val="clear"/>
+            <w:shd w:fill="F4F4F2" w:color="auto" w:val="clear"/>
             <w:tcMar>
               <w:top w:type="dxa" w:w="100"/>
               <w:left w:type="dxa" w:w="140"/>
@@ -2500,7 +2554,7 @@
                 <w:rFonts w:ascii="Segoe UI Symbol" w:cs="Segoe UI Symbol" w:eastAsia="Segoe UI Symbol" w:hAnsi="Segoe UI Symbol"/>
                 <w:b w:val="false"/>
                 <w:bCs w:val="false"/>
-                <w:color w:val="1F2937"/>
+                <w:color w:val="1D1D1B"/>
                 <w:sz w:val="26"/>
                 <w:szCs w:val="26"/>
               </w:rPr>
@@ -2540,7 +2594,7 @@
               <w:rPr>
                 <w:b w:val="false"/>
                 <w:bCs w:val="false"/>
-                <w:color w:val="1F2937"/>
+                <w:color w:val="1D1D1B"/>
                 <w:sz w:val="20"/>
                 <w:szCs w:val="20"/>
               </w:rPr>
@@ -2569,7 +2623,7 @@
                 <w:rFonts w:ascii="Segoe UI Symbol" w:cs="Segoe UI Symbol" w:eastAsia="Segoe UI Symbol" w:hAnsi="Segoe UI Symbol"/>
                 <w:b w:val="false"/>
                 <w:bCs w:val="false"/>
-                <w:color w:val="1F2937"/>
+                <w:color w:val="1D1D1B"/>
                 <w:sz w:val="26"/>
                 <w:szCs w:val="26"/>
               </w:rPr>
@@ -2592,7 +2646,7 @@
         <w:tc>
           <w:tcPr>
             <w:tcW w:type="dxa" w:w="6680"/>
-            <w:shd w:fill="F9FAFB" w:color="auto" w:val="clear"/>
+            <w:shd w:fill="F4F4F2" w:color="auto" w:val="clear"/>
             <w:tcMar>
               <w:top w:type="dxa" w:w="100"/>
               <w:left w:type="dxa" w:w="140"/>
@@ -2609,7 +2663,7 @@
               <w:rPr>
                 <w:b w:val="false"/>
                 <w:bCs w:val="false"/>
-                <w:color w:val="1F2937"/>
+                <w:color w:val="1D1D1B"/>
                 <w:sz w:val="20"/>
                 <w:szCs w:val="20"/>
               </w:rPr>
@@ -2620,7 +2674,7 @@
         <w:tc>
           <w:tcPr>
             <w:tcW w:type="dxa" w:w="1200"/>
-            <w:shd w:fill="F9FAFB" w:color="auto" w:val="clear"/>
+            <w:shd w:fill="F4F4F2" w:color="auto" w:val="clear"/>
             <w:tcMar>
               <w:top w:type="dxa" w:w="100"/>
               <w:left w:type="dxa" w:w="140"/>
@@ -2638,7 +2692,7 @@
                 <w:rFonts w:ascii="Segoe UI Symbol" w:cs="Segoe UI Symbol" w:eastAsia="Segoe UI Symbol" w:hAnsi="Segoe UI Symbol"/>
                 <w:b w:val="false"/>
                 <w:bCs w:val="false"/>
-                <w:color w:val="1F2937"/>
+                <w:color w:val="1D1D1B"/>
                 <w:sz w:val="26"/>
                 <w:szCs w:val="26"/>
               </w:rPr>
@@ -2655,7 +2709,7 @@
           <w:tcPr>
             <w:tcW w:type="dxa" w:w="2200"/>
             <w:vMerge w:val="restart"/>
-            <w:shd w:fill="F1EBFD" w:color="auto" w:val="clear"/>
+            <w:shd w:fill="EDEDEB" w:color="auto" w:val="clear"/>
             <w:tcMar>
               <w:top w:type="dxa" w:w="100"/>
               <w:left w:type="dxa" w:w="140"/>
@@ -2672,7 +2726,7 @@
               <w:rPr>
                 <w:b/>
                 <w:bCs/>
-                <w:color w:val="1F2937"/>
+                <w:color w:val="1D1D1B"/>
                 <w:sz w:val="20"/>
                 <w:szCs w:val="20"/>
               </w:rPr>
@@ -2700,7 +2754,7 @@
               <w:rPr>
                 <w:b w:val="false"/>
                 <w:bCs w:val="false"/>
-                <w:color w:val="1F2937"/>
+                <w:color w:val="1D1D1B"/>
                 <w:sz w:val="20"/>
                 <w:szCs w:val="20"/>
               </w:rPr>
@@ -2729,7 +2783,7 @@
                 <w:rFonts w:ascii="Segoe UI Symbol" w:cs="Segoe UI Symbol" w:eastAsia="Segoe UI Symbol" w:hAnsi="Segoe UI Symbol"/>
                 <w:b w:val="false"/>
                 <w:bCs w:val="false"/>
-                <w:color w:val="1F2937"/>
+                <w:color w:val="1D1D1B"/>
                 <w:sz w:val="26"/>
                 <w:szCs w:val="26"/>
               </w:rPr>
@@ -2752,7 +2806,7 @@
         <w:tc>
           <w:tcPr>
             <w:tcW w:type="dxa" w:w="6680"/>
-            <w:shd w:fill="F9FAFB" w:color="auto" w:val="clear"/>
+            <w:shd w:fill="F4F4F2" w:color="auto" w:val="clear"/>
             <w:tcMar>
               <w:top w:type="dxa" w:w="100"/>
               <w:left w:type="dxa" w:w="140"/>
@@ -2769,7 +2823,7 @@
               <w:rPr>
                 <w:b w:val="false"/>
                 <w:bCs w:val="false"/>
-                <w:color w:val="1F2937"/>
+                <w:color w:val="1D1D1B"/>
                 <w:sz w:val="20"/>
                 <w:szCs w:val="20"/>
               </w:rPr>
@@ -2780,7 +2834,7 @@
         <w:tc>
           <w:tcPr>
             <w:tcW w:type="dxa" w:w="1200"/>
-            <w:shd w:fill="F9FAFB" w:color="auto" w:val="clear"/>
+            <w:shd w:fill="F4F4F2" w:color="auto" w:val="clear"/>
             <w:tcMar>
               <w:top w:type="dxa" w:w="100"/>
               <w:left w:type="dxa" w:w="140"/>
@@ -2798,7 +2852,7 @@
                 <w:rFonts w:ascii="Segoe UI Symbol" w:cs="Segoe UI Symbol" w:eastAsia="Segoe UI Symbol" w:hAnsi="Segoe UI Symbol"/>
                 <w:b w:val="false"/>
                 <w:bCs w:val="false"/>
-                <w:color w:val="1F2937"/>
+                <w:color w:val="1D1D1B"/>
                 <w:sz w:val="26"/>
                 <w:szCs w:val="26"/>
               </w:rPr>
@@ -2838,7 +2892,7 @@
               <w:rPr>
                 <w:b w:val="false"/>
                 <w:bCs w:val="false"/>
-                <w:color w:val="1F2937"/>
+                <w:color w:val="1D1D1B"/>
                 <w:sz w:val="20"/>
                 <w:szCs w:val="20"/>
               </w:rPr>
@@ -2867,7 +2921,7 @@
                 <w:rFonts w:ascii="Segoe UI Symbol" w:cs="Segoe UI Symbol" w:eastAsia="Segoe UI Symbol" w:hAnsi="Segoe UI Symbol"/>
                 <w:b w:val="false"/>
                 <w:bCs w:val="false"/>
-                <w:color w:val="1F2937"/>
+                <w:color w:val="1D1D1B"/>
                 <w:sz w:val="26"/>
                 <w:szCs w:val="26"/>
               </w:rPr>
@@ -2887,7 +2941,7 @@
         <w:pStyle w:val="Heading1"/>
         <w:keepNext/>
         <w:pBdr>
-          <w:bottom w:val="single" w:color="6D28D9" w:sz="8" w:space="4"/>
+          <w:bottom w:val="single" w:color="1D1D1B" w:sz="18" w:space="4"/>
         </w:pBdr>
         <w:spacing w:after="160" w:before="360"/>
       </w:pPr>
@@ -2896,11 +2950,11 @@
           <w:rFonts w:ascii="Calibri" w:cs="Calibri" w:eastAsia="Calibri" w:hAnsi="Calibri"/>
           <w:b/>
           <w:bCs/>
-          <w:color w:val="6D28D9"/>
-          <w:sz w:val="30"/>
-          <w:szCs w:val="30"/>
-        </w:rPr>
-        <w:t xml:space="preserve">Buenas prácticas</w:t>
+          <w:color w:val="1D1D1B"/>
+          <w:sz w:val="28"/>
+          <w:szCs w:val="28"/>
+        </w:rPr>
+        <w:t xml:space="preserve">BUENAS PRÁCTICAS</w:t>
       </w:r>
     </w:p>
     <w:p>
@@ -2915,7 +2969,7 @@
       <w:r>
         <w:rPr>
           <w:rFonts w:ascii="Calibri" w:cs="Calibri" w:eastAsia="Calibri" w:hAnsi="Calibri"/>
-          <w:color w:val="1F2937"/>
+          <w:color w:val="1D1D1B"/>
           <w:sz w:val="22"/>
           <w:szCs w:val="22"/>
         </w:rPr>
@@ -2934,7 +2988,7 @@
       <w:r>
         <w:rPr>
           <w:rFonts w:ascii="Calibri" w:cs="Calibri" w:eastAsia="Calibri" w:hAnsi="Calibri"/>
-          <w:color w:val="1F2937"/>
+          <w:color w:val="1D1D1B"/>
           <w:sz w:val="22"/>
           <w:szCs w:val="22"/>
         </w:rPr>
@@ -2953,7 +3007,7 @@
       <w:r>
         <w:rPr>
           <w:rFonts w:ascii="Calibri" w:cs="Calibri" w:eastAsia="Calibri" w:hAnsi="Calibri"/>
-          <w:color w:val="1F2937"/>
+          <w:color w:val="1D1D1B"/>
           <w:sz w:val="22"/>
           <w:szCs w:val="22"/>
         </w:rPr>
@@ -2965,7 +3019,7 @@
         <w:pStyle w:val="Heading1"/>
         <w:keepNext/>
         <w:pBdr>
-          <w:bottom w:val="single" w:color="6D28D9" w:sz="8" w:space="4"/>
+          <w:bottom w:val="single" w:color="1D1D1B" w:sz="18" w:space="4"/>
         </w:pBdr>
         <w:spacing w:after="160" w:before="360"/>
       </w:pPr>
@@ -2974,23 +3028,23 @@
           <w:rFonts w:ascii="Calibri" w:cs="Calibri" w:eastAsia="Calibri" w:hAnsi="Calibri"/>
           <w:b/>
           <w:bCs/>
-          <w:color w:val="6D28D9"/>
-          <w:sz w:val="30"/>
-          <w:szCs w:val="30"/>
-        </w:rPr>
-        <w:t xml:space="preserve">Errores frecuentes y cómo resolverlos</w:t>
+          <w:color w:val="1D1D1B"/>
+          <w:sz w:val="28"/>
+          <w:szCs w:val="28"/>
+        </w:rPr>
+        <w:t xml:space="preserve">ERRORES FRECUENTES Y CÓMO RESOLVERLOS</w:t>
       </w:r>
     </w:p>
     <w:tbl>
       <w:tblPr>
         <w:tblW w:type="dxa" w:w="10080"/>
         <w:tblBorders>
-          <w:top w:val="single" w:color="E5E7EB" w:sz="4"/>
-          <w:left w:val="single" w:color="E5E7EB" w:sz="4"/>
-          <w:bottom w:val="single" w:color="E5E7EB" w:sz="4"/>
-          <w:right w:val="single" w:color="E5E7EB" w:sz="4"/>
-          <w:insideH w:val="single" w:color="E5E7EB" w:sz="4"/>
-          <w:insideV w:val="single" w:color="E5E7EB" w:sz="4"/>
+          <w:top w:val="single" w:color="E2E2DF" w:sz="4"/>
+          <w:left w:val="single" w:color="E2E2DF" w:sz="4"/>
+          <w:bottom w:val="single" w:color="E2E2DF" w:sz="4"/>
+          <w:right w:val="single" w:color="E2E2DF" w:sz="4"/>
+          <w:insideH w:val="single" w:color="E2E2DF" w:sz="4"/>
+          <w:insideV w:val="single" w:color="E2E2DF" w:sz="4"/>
         </w:tblBorders>
         <w:tblLayout w:type="fixed"/>
       </w:tblPr>
@@ -3005,7 +3059,7 @@
         <w:tc>
           <w:tcPr>
             <w:tcW w:type="dxa" w:w="3629"/>
-            <w:shd w:fill="6D28D9" w:color="auto" w:val="clear"/>
+            <w:shd w:fill="1D1D1B" w:color="auto" w:val="clear"/>
             <w:tcMar>
               <w:top w:type="dxa" w:w="100"/>
               <w:left w:type="dxa" w:w="140"/>
@@ -3033,7 +3087,7 @@
         <w:tc>
           <w:tcPr>
             <w:tcW w:type="dxa" w:w="6451"/>
-            <w:shd w:fill="6D28D9" w:color="auto" w:val="clear"/>
+            <w:shd w:fill="1D1D1B" w:color="auto" w:val="clear"/>
             <w:tcMar>
               <w:top w:type="dxa" w:w="100"/>
               <w:left w:type="dxa" w:w="140"/>
@@ -3083,7 +3137,7 @@
               <w:rPr>
                 <w:b/>
                 <w:bCs/>
-                <w:color w:val="1F2937"/>
+                <w:color w:val="1D1D1B"/>
                 <w:sz w:val="20"/>
                 <w:szCs w:val="20"/>
               </w:rPr>
@@ -3111,7 +3165,7 @@
               <w:rPr>
                 <w:b w:val="false"/>
                 <w:bCs w:val="false"/>
-                <w:color w:val="1F2937"/>
+                <w:color w:val="1D1D1B"/>
                 <w:sz w:val="20"/>
                 <w:szCs w:val="20"/>
               </w:rPr>
@@ -3127,7 +3181,7 @@
         <w:tc>
           <w:tcPr>
             <w:tcW w:type="dxa" w:w="3629"/>
-            <w:shd w:fill="F9FAFB" w:color="auto" w:val="clear"/>
+            <w:shd w:fill="F4F4F2" w:color="auto" w:val="clear"/>
             <w:tcMar>
               <w:top w:type="dxa" w:w="100"/>
               <w:left w:type="dxa" w:w="140"/>
@@ -3144,7 +3198,7 @@
               <w:rPr>
                 <w:b/>
                 <w:bCs/>
-                <w:color w:val="1F2937"/>
+                <w:color w:val="1D1D1B"/>
                 <w:sz w:val="20"/>
                 <w:szCs w:val="20"/>
               </w:rPr>
@@ -3155,7 +3209,7 @@
         <w:tc>
           <w:tcPr>
             <w:tcW w:type="dxa" w:w="6451"/>
-            <w:shd w:fill="F9FAFB" w:color="auto" w:val="clear"/>
+            <w:shd w:fill="F4F4F2" w:color="auto" w:val="clear"/>
             <w:tcMar>
               <w:top w:type="dxa" w:w="100"/>
               <w:left w:type="dxa" w:w="140"/>
@@ -3172,7 +3226,7 @@
               <w:rPr>
                 <w:b w:val="false"/>
                 <w:bCs w:val="false"/>
-                <w:color w:val="1F2937"/>
+                <w:color w:val="1D1D1B"/>
                 <w:sz w:val="20"/>
                 <w:szCs w:val="20"/>
               </w:rPr>
@@ -3205,7 +3259,7 @@
               <w:rPr>
                 <w:b/>
                 <w:bCs/>
-                <w:color w:val="1F2937"/>
+                <w:color w:val="1D1D1B"/>
                 <w:sz w:val="20"/>
                 <w:szCs w:val="20"/>
               </w:rPr>
@@ -3233,7 +3287,7 @@
               <w:rPr>
                 <w:b w:val="false"/>
                 <w:bCs w:val="false"/>
-                <w:color w:val="1F2937"/>
+                <w:color w:val="1D1D1B"/>
                 <w:sz w:val="20"/>
                 <w:szCs w:val="20"/>
               </w:rPr>
@@ -3253,7 +3307,7 @@
         <w:pStyle w:val="Heading1"/>
         <w:keepNext/>
         <w:pBdr>
-          <w:bottom w:val="single" w:color="6D28D9" w:sz="8" w:space="4"/>
+          <w:bottom w:val="single" w:color="1D1D1B" w:sz="18" w:space="4"/>
         </w:pBdr>
         <w:spacing w:after="160" w:before="360"/>
       </w:pPr>
@@ -3262,11 +3316,11 @@
           <w:rFonts w:ascii="Calibri" w:cs="Calibri" w:eastAsia="Calibri" w:hAnsi="Calibri"/>
           <w:b/>
           <w:bCs/>
-          <w:color w:val="6D28D9"/>
-          <w:sz w:val="30"/>
-          <w:szCs w:val="30"/>
-        </w:rPr>
-        <w:t xml:space="preserve">Reto práctico</w:t>
+          <w:color w:val="1D1D1B"/>
+          <w:sz w:val="28"/>
+          <w:szCs w:val="28"/>
+        </w:rPr>
+        <w:t xml:space="preserve">RETO PRÁCTICO</w:t>
       </w:r>
     </w:p>
     <w:tbl>
@@ -3291,11 +3345,11 @@
             <w:tcW w:type="dxa" w:w="10080"/>
             <w:tcBorders>
               <w:top w:val="none" w:color="FFFFFF" w:sz="0"/>
-              <w:left w:val="single" w:color="6D28D9" w:sz="24"/>
+              <w:left w:val="single" w:color="1D1D1B" w:sz="24"/>
               <w:bottom w:val="none" w:color="FFFFFF" w:sz="0"/>
               <w:right w:val="none" w:color="FFFFFF" w:sz="0"/>
             </w:tcBorders>
-            <w:shd w:fill="F1EBFD" w:color="auto" w:val="clear"/>
+            <w:shd w:fill="F4F4F2" w:color="auto" w:val="clear"/>
             <w:tcMar>
               <w:top w:type="dxa" w:w="160"/>
               <w:left w:type="dxa" w:w="240"/>
@@ -3312,7 +3366,7 @@
                 <w:rFonts w:ascii="Calibri" w:cs="Calibri" w:eastAsia="Calibri" w:hAnsi="Calibri"/>
                 <w:b/>
                 <w:bCs/>
-                <w:color w:val="6D28D9"/>
+                <w:color w:val="1D1D1B"/>
                 <w:spacing w:val="20"/>
                 <w:sz w:val="17"/>
                 <w:szCs w:val="17"/>
@@ -3327,7 +3381,7 @@
             <w:r>
               <w:rPr>
                 <w:rFonts w:ascii="Calibri" w:cs="Calibri" w:eastAsia="Calibri" w:hAnsi="Calibri"/>
-                <w:color w:val="1F2937"/>
+                <w:color w:val="1D1D1B"/>
                 <w:sz w:val="22"/>
                 <w:szCs w:val="22"/>
               </w:rPr>
@@ -3347,7 +3401,7 @@
         <w:pStyle w:val="Heading1"/>
         <w:keepNext/>
         <w:pBdr>
-          <w:bottom w:val="single" w:color="6D28D9" w:sz="8" w:space="4"/>
+          <w:bottom w:val="single" w:color="1D1D1B" w:sz="18" w:space="4"/>
         </w:pBdr>
         <w:spacing w:after="160" w:before="360"/>
       </w:pPr>
@@ -3356,11 +3410,11 @@
           <w:rFonts w:ascii="Calibri" w:cs="Calibri" w:eastAsia="Calibri" w:hAnsi="Calibri"/>
           <w:b/>
           <w:bCs/>
-          <w:color w:val="6D28D9"/>
-          <w:sz w:val="30"/>
-          <w:szCs w:val="30"/>
-        </w:rPr>
-        <w:t xml:space="preserve">Verifica tu avance</w:t>
+          <w:color w:val="1D1D1B"/>
+          <w:sz w:val="28"/>
+          <w:szCs w:val="28"/>
+        </w:rPr>
+        <w:t xml:space="preserve">VERIFICA TU AVANCE</w:t>
       </w:r>
     </w:p>
     <w:p>
@@ -3374,7 +3428,7 @@
       <w:r>
         <w:rPr>
           <w:rFonts w:ascii="Segoe UI Symbol" w:cs="Segoe UI Symbol" w:eastAsia="Segoe UI Symbol" w:hAnsi="Segoe UI Symbol"/>
-          <w:color w:val="4B5563"/>
+          <w:color w:val="5C5C5A"/>
           <w:sz w:val="26"/>
           <w:szCs w:val="26"/>
         </w:rPr>
@@ -3383,7 +3437,7 @@
       <w:r>
         <w:rPr>
           <w:rFonts w:ascii="Calibri" w:cs="Calibri" w:eastAsia="Calibri" w:hAnsi="Calibri"/>
-          <w:color w:val="1F2937"/>
+          <w:color w:val="1D1D1B"/>
           <w:sz w:val="22"/>
           <w:szCs w:val="22"/>
         </w:rPr>
@@ -3401,7 +3455,7 @@
       <w:r>
         <w:rPr>
           <w:rFonts w:ascii="Segoe UI Symbol" w:cs="Segoe UI Symbol" w:eastAsia="Segoe UI Symbol" w:hAnsi="Segoe UI Symbol"/>
-          <w:color w:val="4B5563"/>
+          <w:color w:val="5C5C5A"/>
           <w:sz w:val="26"/>
           <w:szCs w:val="26"/>
         </w:rPr>
@@ -3410,7 +3464,7 @@
       <w:r>
         <w:rPr>
           <w:rFonts w:ascii="Calibri" w:cs="Calibri" w:eastAsia="Calibri" w:hAnsi="Calibri"/>
-          <w:color w:val="1F2937"/>
+          <w:color w:val="1D1D1B"/>
           <w:sz w:val="22"/>
           <w:szCs w:val="22"/>
         </w:rPr>
@@ -3428,7 +3482,7 @@
       <w:r>
         <w:rPr>
           <w:rFonts w:ascii="Segoe UI Symbol" w:cs="Segoe UI Symbol" w:eastAsia="Segoe UI Symbol" w:hAnsi="Segoe UI Symbol"/>
-          <w:color w:val="4B5563"/>
+          <w:color w:val="5C5C5A"/>
           <w:sz w:val="26"/>
           <w:szCs w:val="26"/>
         </w:rPr>
@@ -3437,7 +3491,7 @@
       <w:r>
         <w:rPr>
           <w:rFonts w:ascii="Calibri" w:cs="Calibri" w:eastAsia="Calibri" w:hAnsi="Calibri"/>
-          <w:color w:val="1F2937"/>
+          <w:color w:val="1D1D1B"/>
           <w:sz w:val="22"/>
           <w:szCs w:val="22"/>
         </w:rPr>
@@ -3455,7 +3509,7 @@
       <w:r>
         <w:rPr>
           <w:rFonts w:ascii="Segoe UI Symbol" w:cs="Segoe UI Symbol" w:eastAsia="Segoe UI Symbol" w:hAnsi="Segoe UI Symbol"/>
-          <w:color w:val="4B5563"/>
+          <w:color w:val="5C5C5A"/>
           <w:sz w:val="26"/>
           <w:szCs w:val="26"/>
         </w:rPr>
@@ -3464,7 +3518,7 @@
       <w:r>
         <w:rPr>
           <w:rFonts w:ascii="Calibri" w:cs="Calibri" w:eastAsia="Calibri" w:hAnsi="Calibri"/>
-          <w:color w:val="1F2937"/>
+          <w:color w:val="1D1D1B"/>
           <w:sz w:val="22"/>
           <w:szCs w:val="22"/>
         </w:rPr>
@@ -3498,11 +3552,11 @@
             <w:tcW w:type="dxa" w:w="10080"/>
             <w:tcBorders>
               <w:top w:val="none" w:color="FFFFFF" w:sz="0"/>
-              <w:left w:val="none" w:color="FFFFFF" w:sz="0"/>
+              <w:left w:val="single" w:color="EF7D00" w:sz="24"/>
               <w:bottom w:val="none" w:color="FFFFFF" w:sz="0"/>
               <w:right w:val="none" w:color="FFFFFF" w:sz="0"/>
             </w:tcBorders>
-            <w:shd w:fill="1F2937" w:color="auto" w:val="clear"/>
+            <w:shd w:fill="1D1D1B" w:color="auto" w:val="clear"/>
             <w:tcMar>
               <w:top w:type="dxa" w:w="240"/>
               <w:left w:type="dxa" w:w="300"/>
@@ -3519,7 +3573,7 @@
                 <w:rFonts w:ascii="Calibri" w:cs="Calibri" w:eastAsia="Calibri" w:hAnsi="Calibri"/>
                 <w:b/>
                 <w:bCs/>
-                <w:color w:val="FFFFFF"/>
+                <w:color w:val="EF7D00"/>
                 <w:sz w:val="24"/>
                 <w:szCs w:val="24"/>
               </w:rPr>
@@ -3614,7 +3668,7 @@
     <w:r>
       <w:rPr>
         <w:rFonts w:ascii="Calibri" w:cs="Calibri" w:eastAsia="Calibri" w:hAnsi="Calibri"/>
-        <w:color w:val="4B5563"/>
+        <w:color w:val="5C5C5A"/>
         <w:sz w:val="16"/>
         <w:szCs w:val="16"/>
       </w:rPr>
@@ -3623,7 +3677,7 @@
     <w:r>
       <w:rPr>
         <w:rFonts w:ascii="Calibri" w:cs="Calibri" w:eastAsia="Calibri" w:hAnsi="Calibri"/>
-        <w:color w:val="4B5563"/>
+        <w:color w:val="5C5C5A"/>
         <w:sz w:val="16"/>
         <w:szCs w:val="16"/>
       </w:rPr>
@@ -3632,7 +3686,7 @@
     <w:r>
       <w:rPr>
         <w:rFonts w:ascii="Calibri" w:cs="Calibri" w:eastAsia="Calibri" w:hAnsi="Calibri"/>
-        <w:color w:val="4B5563"/>
+        <w:color w:val="5C5C5A"/>
         <w:sz w:val="16"/>
         <w:szCs w:val="16"/>
       </w:rPr>
@@ -3644,7 +3698,7 @@
     <w:r>
       <w:rPr>
         <w:rFonts w:ascii="Calibri" w:cs="Calibri" w:eastAsia="Calibri" w:hAnsi="Calibri"/>
-        <w:color w:val="4B5563"/>
+        <w:color w:val="5C5C5A"/>
         <w:sz w:val="16"/>
         <w:szCs w:val="16"/>
       </w:rPr>
@@ -3653,7 +3707,7 @@
     <w:r>
       <w:rPr>
         <w:rFonts w:ascii="Calibri" w:cs="Calibri" w:eastAsia="Calibri" w:hAnsi="Calibri"/>
-        <w:color w:val="4B5563"/>
+        <w:color w:val="5C5C5A"/>
         <w:sz w:val="16"/>
         <w:szCs w:val="16"/>
       </w:rPr>
@@ -3708,7 +3762,7 @@
   <w:p>
     <w:pPr>
       <w:pBdr>
-        <w:bottom w:val="single" w:color="E5E7EB" w:sz="4" w:space="6"/>
+        <w:bottom w:val="single" w:color="E2E2DF" w:sz="4" w:space="6"/>
       </w:pBdr>
       <w:tabs>
         <w:tab w:val="right" w:pos="10080"/>
@@ -3719,7 +3773,7 @@
         <w:rFonts w:ascii="Calibri" w:cs="Calibri" w:eastAsia="Calibri" w:hAnsi="Calibri"/>
         <w:b/>
         <w:bCs/>
-        <w:color w:val="EF6C00"/>
+        <w:color w:val="A65200"/>
         <w:sz w:val="17"/>
         <w:szCs w:val="17"/>
       </w:rPr>
@@ -3728,7 +3782,7 @@
     <w:r>
       <w:rPr>
         <w:rFonts w:ascii="Calibri" w:cs="Calibri" w:eastAsia="Calibri" w:hAnsi="Calibri"/>
-        <w:color w:val="4B5563"/>
+        <w:color w:val="5C5C5A"/>
         <w:sz w:val="17"/>
         <w:szCs w:val="17"/>
       </w:rPr>
@@ -3739,7 +3793,7 @@
         <w:rFonts w:ascii="Calibri" w:cs="Calibri" w:eastAsia="Calibri" w:hAnsi="Calibri"/>
         <w:b/>
         <w:bCs/>
-        <w:color w:val="6D28D9"/>
+        <w:color w:val="1D1D1B"/>
         <w:sz w:val="17"/>
         <w:szCs w:val="17"/>
       </w:rPr>
@@ -3848,7 +3902,7 @@
       <w:rPr>
         <w:b/>
         <w:bCs/>
-        <w:color w:val="6D28D9"/>
+        <w:color w:val="EF7D00"/>
       </w:rPr>
     </w:lvl>
   </w:abstractNum>
@@ -3873,7 +3927,7 @@
     <w:rPrDefault>
       <w:rPr>
         <w:rFonts w:ascii="Calibri" w:cs="Calibri" w:eastAsia="Calibri" w:hAnsi="Calibri"/>
-        <w:color w:val="1F2937"/>
+        <w:color w:val="1D1D1B"/>
         <w:sz w:val="22"/>
         <w:szCs w:val="22"/>
       </w:rPr>
@@ -4053,9 +4107,9 @@
       <w:rFonts w:ascii="Calibri" w:cs="Calibri" w:eastAsia="Calibri" w:hAnsi="Calibri"/>
       <w:b/>
       <w:bCs/>
-      <w:color w:val="6D28D9"/>
-      <w:sz w:val="30"/>
-      <w:szCs w:val="30"/>
+      <w:color w:val="1D1D1B"/>
+      <w:sz w:val="28"/>
+      <w:szCs w:val="28"/>
     </w:rPr>
   </w:style>
   <w:style w:type="paragraph" w:styleId="Heading2">
@@ -4070,7 +4124,7 @@
       <w:rFonts w:ascii="Calibri" w:cs="Calibri" w:eastAsia="Calibri" w:hAnsi="Calibri"/>
       <w:b/>
       <w:bCs/>
-      <w:color w:val="1F2937"/>
+      <w:color w:val="1D1D1B"/>
       <w:sz w:val="24"/>
       <w:szCs w:val="24"/>
     </w:rPr>
@@ -4087,7 +4141,7 @@
       <w:rFonts w:ascii="Calibri" w:cs="Calibri" w:eastAsia="Calibri" w:hAnsi="Calibri"/>
       <w:b/>
       <w:bCs/>
-      <w:color w:val="1F2937"/>
+      <w:color w:val="1D1D1B"/>
       <w:sz w:val="23"/>
       <w:szCs w:val="23"/>
     </w:rPr>

--- a/word/Capsula_12_Lista_de_chequeo_antes_de_abrir_el_curso.docx
+++ b/word/Capsula_12_Lista_de_chequeo_antes_de_abrir_el_curso.docx
@@ -74,7 +74,7 @@
               <w:bottom w:val="none" w:color="FFFFFF" w:sz="0"/>
               <w:right w:val="none" w:color="FFFFFF" w:sz="0"/>
             </w:tcBorders>
-            <w:shd w:fill="1D1D1B" w:color="auto" w:val="clear"/>
+            <w:shd w:fill="0D2227" w:color="auto" w:val="clear"/>
             <w:tcMar>
               <w:top w:type="dxa" w:w="360"/>
               <w:left w:type="dxa" w:w="360"/>
@@ -91,7 +91,7 @@
                 <w:rFonts w:ascii="Calibri" w:cs="Calibri" w:eastAsia="Calibri" w:hAnsi="Calibri"/>
                 <w:b/>
                 <w:bCs/>
-                <w:color w:val="FFFFFF"/>
+                <w:color w:val="B4C4C6"/>
                 <w:spacing w:val="30"/>
                 <w:sz w:val="18"/>
                 <w:szCs w:val="18"/>
@@ -106,9 +106,7 @@
             <w:r>
               <w:rPr>
                 <w:rFonts w:ascii="Calibri" w:cs="Calibri" w:eastAsia="Calibri" w:hAnsi="Calibri"/>
-                <w:b/>
-                <w:bCs/>
-                <w:color w:val="FFFFFF"/>
+                <w:color w:val="FAFBF7"/>
                 <w:sz w:val="48"/>
                 <w:szCs w:val="48"/>
               </w:rPr>
@@ -121,7 +119,7 @@
     <w:p>
       <w:pPr>
         <w:pBdr>
-          <w:top w:val="single" w:color="EF7D00" w:sz="36" w:space="0"/>
+          <w:top w:val="single" w:color="F37012" w:sz="36" w:space="0"/>
         </w:pBdr>
         <w:spacing w:after="0"/>
       </w:pPr>
@@ -135,7 +133,7 @@
           <w:bottom w:val="none" w:color="FFFFFF" w:sz="0"/>
           <w:right w:val="none" w:color="FFFFFF" w:sz="0"/>
           <w:insideH w:val="none" w:color="FFFFFF" w:sz="0"/>
-          <w:insideV w:val="single" w:color="E2E2DF" w:sz="4"/>
+          <w:insideV w:val="single" w:color="CAD6D0" w:sz="4"/>
         </w:tblBorders>
         <w:tblLayout w:type="fixed"/>
       </w:tblPr>
@@ -149,7 +147,7 @@
         <w:tc>
           <w:tcPr>
             <w:tcW w:type="dxa" w:w="2520"/>
-            <w:shd w:fill="EDEDEB" w:color="auto" w:val="clear"/>
+            <w:shd w:fill="E8F2E9" w:color="auto" w:val="clear"/>
             <w:tcMar>
               <w:top w:type="dxa" w:w="140"/>
               <w:left w:type="dxa" w:w="200"/>
@@ -166,7 +164,7 @@
                 <w:rFonts w:ascii="Calibri" w:cs="Calibri" w:eastAsia="Calibri" w:hAnsi="Calibri"/>
                 <w:b/>
                 <w:bCs/>
-                <w:color w:val="5C5C5A"/>
+                <w:color w:val="52656A"/>
                 <w:spacing w:val="20"/>
                 <w:sz w:val="15"/>
                 <w:szCs w:val="15"/>
@@ -180,7 +178,7 @@
                 <w:rFonts w:ascii="Calibri" w:cs="Calibri" w:eastAsia="Calibri" w:hAnsi="Calibri"/>
                 <w:b/>
                 <w:bCs/>
-                <w:color w:val="1D1D1B"/>
+                <w:color w:val="183A43"/>
                 <w:sz w:val="20"/>
                 <w:szCs w:val="20"/>
               </w:rPr>
@@ -191,7 +189,7 @@
         <w:tc>
           <w:tcPr>
             <w:tcW w:type="dxa" w:w="2520"/>
-            <w:shd w:fill="EDEDEB" w:color="auto" w:val="clear"/>
+            <w:shd w:fill="E8F2E9" w:color="auto" w:val="clear"/>
             <w:tcMar>
               <w:top w:type="dxa" w:w="140"/>
               <w:left w:type="dxa" w:w="200"/>
@@ -208,7 +206,7 @@
                 <w:rFonts w:ascii="Calibri" w:cs="Calibri" w:eastAsia="Calibri" w:hAnsi="Calibri"/>
                 <w:b/>
                 <w:bCs/>
-                <w:color w:val="5C5C5A"/>
+                <w:color w:val="52656A"/>
                 <w:spacing w:val="20"/>
                 <w:sz w:val="15"/>
                 <w:szCs w:val="15"/>
@@ -222,7 +220,7 @@
                 <w:rFonts w:ascii="Calibri" w:cs="Calibri" w:eastAsia="Calibri" w:hAnsi="Calibri"/>
                 <w:b/>
                 <w:bCs/>
-                <w:color w:val="1D1D1B"/>
+                <w:color w:val="183A43"/>
                 <w:sz w:val="20"/>
                 <w:szCs w:val="20"/>
               </w:rPr>
@@ -233,7 +231,7 @@
         <w:tc>
           <w:tcPr>
             <w:tcW w:type="dxa" w:w="2520"/>
-            <w:shd w:fill="EDEDEB" w:color="auto" w:val="clear"/>
+            <w:shd w:fill="E8F2E9" w:color="auto" w:val="clear"/>
             <w:tcMar>
               <w:top w:type="dxa" w:w="140"/>
               <w:left w:type="dxa" w:w="200"/>
@@ -250,7 +248,7 @@
                 <w:rFonts w:ascii="Calibri" w:cs="Calibri" w:eastAsia="Calibri" w:hAnsi="Calibri"/>
                 <w:b/>
                 <w:bCs/>
-                <w:color w:val="5C5C5A"/>
+                <w:color w:val="52656A"/>
                 <w:spacing w:val="20"/>
                 <w:sz w:val="15"/>
                 <w:szCs w:val="15"/>
@@ -264,7 +262,7 @@
                 <w:rFonts w:ascii="Calibri" w:cs="Calibri" w:eastAsia="Calibri" w:hAnsi="Calibri"/>
                 <w:b/>
                 <w:bCs/>
-                <w:color w:val="1D1D1B"/>
+                <w:color w:val="183A43"/>
                 <w:sz w:val="20"/>
                 <w:szCs w:val="20"/>
               </w:rPr>
@@ -275,7 +273,7 @@
         <w:tc>
           <w:tcPr>
             <w:tcW w:type="dxa" w:w="2520"/>
-            <w:shd w:fill="EDEDEB" w:color="auto" w:val="clear"/>
+            <w:shd w:fill="E8F2E9" w:color="auto" w:val="clear"/>
             <w:tcMar>
               <w:top w:type="dxa" w:w="140"/>
               <w:left w:type="dxa" w:w="200"/>
@@ -292,7 +290,7 @@
                 <w:rFonts w:ascii="Calibri" w:cs="Calibri" w:eastAsia="Calibri" w:hAnsi="Calibri"/>
                 <w:b/>
                 <w:bCs/>
-                <w:color w:val="5C5C5A"/>
+                <w:color w:val="52656A"/>
                 <w:spacing w:val="20"/>
                 <w:sz w:val="15"/>
                 <w:szCs w:val="15"/>
@@ -306,7 +304,7 @@
                 <w:rFonts w:ascii="Calibri" w:cs="Calibri" w:eastAsia="Calibri" w:hAnsi="Calibri"/>
                 <w:b/>
                 <w:bCs/>
-                <w:color w:val="1D1D1B"/>
+                <w:color w:val="183A43"/>
                 <w:sz w:val="20"/>
                 <w:szCs w:val="20"/>
               </w:rPr>
@@ -326,20 +324,29 @@
         <w:pStyle w:val="Heading1"/>
         <w:keepNext/>
         <w:pBdr>
-          <w:bottom w:val="single" w:color="1D1D1B" w:sz="18" w:space="4"/>
+          <w:bottom w:val="single" w:color="CAD6D0" w:sz="4" w:space="4"/>
         </w:pBdr>
         <w:spacing w:after="160" w:before="360"/>
       </w:pPr>
       <w:r>
         <w:rPr>
           <w:rFonts w:ascii="Calibri" w:cs="Calibri" w:eastAsia="Calibri" w:hAnsi="Calibri"/>
+          <w:color w:val="F37012"/>
+          <w:sz w:val="24"/>
+          <w:szCs w:val="24"/>
+        </w:rPr>
+        <w:t xml:space="preserve">■  </w:t>
+      </w:r>
+      <w:r>
+        <w:rPr>
+          <w:rFonts w:ascii="Calibri" w:cs="Calibri" w:eastAsia="Calibri" w:hAnsi="Calibri"/>
           <w:b/>
           <w:bCs/>
-          <w:color w:val="1D1D1B"/>
-          <w:sz w:val="28"/>
-          <w:szCs w:val="28"/>
-        </w:rPr>
-        <w:t xml:space="preserve">¿QUÉ LOGRARÁS?</w:t>
+          <w:color w:val="183A43"/>
+          <w:sz w:val="30"/>
+          <w:szCs w:val="30"/>
+        </w:rPr>
+        <w:t xml:space="preserve">¿Qué lograrás?</w:t>
       </w:r>
     </w:p>
     <w:tbl>
@@ -364,11 +371,11 @@
             <w:tcW w:type="dxa" w:w="10080"/>
             <w:tcBorders>
               <w:top w:val="none" w:color="FFFFFF" w:sz="0"/>
-              <w:left w:val="single" w:color="1D1D1B" w:sz="24"/>
+              <w:left w:val="single" w:color="F37012" w:sz="24"/>
               <w:bottom w:val="none" w:color="FFFFFF" w:sz="0"/>
               <w:right w:val="none" w:color="FFFFFF" w:sz="0"/>
             </w:tcBorders>
-            <w:shd w:fill="EDEDEB" w:color="auto" w:val="clear"/>
+            <w:shd w:fill="EEEBF8" w:color="auto" w:val="clear"/>
             <w:tcMar>
               <w:top w:type="dxa" w:w="160"/>
               <w:left w:type="dxa" w:w="240"/>
@@ -385,7 +392,7 @@
                 <w:rFonts w:ascii="Calibri" w:cs="Calibri" w:eastAsia="Calibri" w:hAnsi="Calibri"/>
                 <w:b/>
                 <w:bCs/>
-                <w:color w:val="1D1D1B"/>
+                <w:color w:val="52656A"/>
                 <w:spacing w:val="20"/>
                 <w:sz w:val="17"/>
                 <w:szCs w:val="17"/>
@@ -400,7 +407,7 @@
             <w:r>
               <w:rPr>
                 <w:rFonts w:ascii="Calibri" w:cs="Calibri" w:eastAsia="Calibri" w:hAnsi="Calibri"/>
-                <w:color w:val="1D1D1B"/>
+                <w:color w:val="183A43"/>
                 <w:sz w:val="23"/>
                 <w:szCs w:val="23"/>
               </w:rPr>
@@ -420,20 +427,29 @@
         <w:pStyle w:val="Heading1"/>
         <w:keepNext/>
         <w:pBdr>
-          <w:bottom w:val="single" w:color="1D1D1B" w:sz="18" w:space="4"/>
+          <w:bottom w:val="single" w:color="CAD6D0" w:sz="4" w:space="4"/>
         </w:pBdr>
         <w:spacing w:after="160" w:before="360"/>
       </w:pPr>
       <w:r>
         <w:rPr>
           <w:rFonts w:ascii="Calibri" w:cs="Calibri" w:eastAsia="Calibri" w:hAnsi="Calibri"/>
+          <w:color w:val="F37012"/>
+          <w:sz w:val="24"/>
+          <w:szCs w:val="24"/>
+        </w:rPr>
+        <w:t xml:space="preserve">■  </w:t>
+      </w:r>
+      <w:r>
+        <w:rPr>
+          <w:rFonts w:ascii="Calibri" w:cs="Calibri" w:eastAsia="Calibri" w:hAnsi="Calibri"/>
           <w:b/>
           <w:bCs/>
-          <w:color w:val="1D1D1B"/>
-          <w:sz w:val="28"/>
-          <w:szCs w:val="28"/>
-        </w:rPr>
-        <w:t xml:space="preserve">PARA EMPEZAR</w:t>
+          <w:color w:val="183A43"/>
+          <w:sz w:val="30"/>
+          <w:szCs w:val="30"/>
+        </w:rPr>
+        <w:t xml:space="preserve">Para empezar</w:t>
       </w:r>
     </w:p>
     <w:p>
@@ -443,7 +459,7 @@
       <w:r>
         <w:rPr>
           <w:rFonts w:ascii="Calibri" w:cs="Calibri" w:eastAsia="Calibri" w:hAnsi="Calibri"/>
-          <w:color w:val="1D1D1B"/>
+          <w:color w:val="183A43"/>
           <w:sz w:val="22"/>
           <w:szCs w:val="22"/>
         </w:rPr>
@@ -457,7 +473,7 @@
       <w:r>
         <w:rPr>
           <w:rFonts w:ascii="Calibri" w:cs="Calibri" w:eastAsia="Calibri" w:hAnsi="Calibri"/>
-          <w:color w:val="1D1D1B"/>
+          <w:color w:val="183A43"/>
           <w:sz w:val="22"/>
           <w:szCs w:val="22"/>
         </w:rPr>
@@ -475,7 +491,7 @@
           <w:rFonts w:ascii="Calibri" w:cs="Calibri" w:eastAsia="Calibri" w:hAnsi="Calibri"/>
           <w:b/>
           <w:bCs/>
-          <w:color w:val="1D1D1B"/>
+          <w:color w:val="183A43"/>
           <w:sz w:val="23"/>
           <w:szCs w:val="23"/>
         </w:rPr>
@@ -494,7 +510,7 @@
       <w:r>
         <w:rPr>
           <w:rFonts w:ascii="Calibri" w:cs="Calibri" w:eastAsia="Calibri" w:hAnsi="Calibri"/>
-          <w:color w:val="1D1D1B"/>
+          <w:color w:val="183A43"/>
           <w:sz w:val="22"/>
           <w:szCs w:val="22"/>
         </w:rPr>
@@ -513,7 +529,7 @@
       <w:r>
         <w:rPr>
           <w:rFonts w:ascii="Calibri" w:cs="Calibri" w:eastAsia="Calibri" w:hAnsi="Calibri"/>
-          <w:color w:val="1D1D1B"/>
+          <w:color w:val="183A43"/>
           <w:sz w:val="22"/>
           <w:szCs w:val="22"/>
         </w:rPr>
@@ -525,20 +541,29 @@
         <w:pStyle w:val="Heading1"/>
         <w:keepNext/>
         <w:pBdr>
-          <w:bottom w:val="single" w:color="1D1D1B" w:sz="18" w:space="4"/>
+          <w:bottom w:val="single" w:color="CAD6D0" w:sz="4" w:space="4"/>
         </w:pBdr>
         <w:spacing w:after="160" w:before="360"/>
       </w:pPr>
       <w:r>
         <w:rPr>
           <w:rFonts w:ascii="Calibri" w:cs="Calibri" w:eastAsia="Calibri" w:hAnsi="Calibri"/>
+          <w:color w:val="F37012"/>
+          <w:sz w:val="24"/>
+          <w:szCs w:val="24"/>
+        </w:rPr>
+        <w:t xml:space="preserve">■  </w:t>
+      </w:r>
+      <w:r>
+        <w:rPr>
+          <w:rFonts w:ascii="Calibri" w:cs="Calibri" w:eastAsia="Calibri" w:hAnsi="Calibri"/>
           <w:b/>
           <w:bCs/>
-          <w:color w:val="1D1D1B"/>
-          <w:sz w:val="28"/>
-          <w:szCs w:val="28"/>
-        </w:rPr>
-        <w:t xml:space="preserve">PASO A PASO</w:t>
+          <w:color w:val="183A43"/>
+          <w:sz w:val="30"/>
+          <w:szCs w:val="30"/>
+        </w:rPr>
+        <w:t xml:space="preserve">Paso a paso</w:t>
       </w:r>
     </w:p>
     <w:p>
@@ -546,9 +571,9 @@
         <w:pStyle w:val="Heading2"/>
         <w:keepNext/>
         <w:pBdr>
-          <w:left w:val="single" w:color="1D1D1B" w:sz="36" w:space="8"/>
+          <w:left w:val="single" w:color="F37012" w:sz="36" w:space="8"/>
         </w:pBdr>
-        <w:shd w:fill="EDEDEB" w:color="auto" w:val="clear"/>
+        <w:shd w:fill="F1F4F0" w:color="auto" w:val="clear"/>
         <w:spacing w:after="100" w:before="280"/>
         <w:ind w:left="160"/>
       </w:pPr>
@@ -557,7 +582,7 @@
           <w:rFonts w:ascii="Calibri" w:cs="Calibri" w:eastAsia="Calibri" w:hAnsi="Calibri"/>
           <w:b/>
           <w:bCs/>
-          <w:color w:val="1D1D1B"/>
+          <w:color w:val="52656A"/>
           <w:spacing w:val="20"/>
           <w:sz w:val="18"/>
           <w:szCs w:val="18"/>
@@ -575,7 +600,7 @@
           <w:rFonts w:ascii="Calibri" w:cs="Calibri" w:eastAsia="Calibri" w:hAnsi="Calibri"/>
           <w:b/>
           <w:bCs/>
-          <w:color w:val="1D1D1B"/>
+          <w:color w:val="183A43"/>
           <w:sz w:val="24"/>
           <w:szCs w:val="24"/>
         </w:rPr>
@@ -594,7 +619,7 @@
       <w:r>
         <w:rPr>
           <w:rFonts w:ascii="Calibri" w:cs="Calibri" w:eastAsia="Calibri" w:hAnsi="Calibri"/>
-          <w:color w:val="1D1D1B"/>
+          <w:color w:val="183A43"/>
           <w:sz w:val="22"/>
           <w:szCs w:val="22"/>
         </w:rPr>
@@ -613,7 +638,7 @@
       <w:r>
         <w:rPr>
           <w:rFonts w:ascii="Calibri" w:cs="Calibri" w:eastAsia="Calibri" w:hAnsi="Calibri"/>
-          <w:color w:val="1D1D1B"/>
+          <w:color w:val="183A43"/>
           <w:sz w:val="22"/>
           <w:szCs w:val="22"/>
         </w:rPr>
@@ -632,7 +657,7 @@
       <w:r>
         <w:rPr>
           <w:rFonts w:ascii="Calibri" w:cs="Calibri" w:eastAsia="Calibri" w:hAnsi="Calibri"/>
-          <w:color w:val="1D1D1B"/>
+          <w:color w:val="183A43"/>
           <w:sz w:val="22"/>
           <w:szCs w:val="22"/>
         </w:rPr>
@@ -644,9 +669,9 @@
         <w:pStyle w:val="Heading2"/>
         <w:keepNext/>
         <w:pBdr>
-          <w:left w:val="single" w:color="1D1D1B" w:sz="36" w:space="8"/>
+          <w:left w:val="single" w:color="F37012" w:sz="36" w:space="8"/>
         </w:pBdr>
-        <w:shd w:fill="EDEDEB" w:color="auto" w:val="clear"/>
+        <w:shd w:fill="F1F4F0" w:color="auto" w:val="clear"/>
         <w:spacing w:after="100" w:before="280"/>
         <w:ind w:left="160"/>
       </w:pPr>
@@ -655,7 +680,7 @@
           <w:rFonts w:ascii="Calibri" w:cs="Calibri" w:eastAsia="Calibri" w:hAnsi="Calibri"/>
           <w:b/>
           <w:bCs/>
-          <w:color w:val="1D1D1B"/>
+          <w:color w:val="52656A"/>
           <w:spacing w:val="20"/>
           <w:sz w:val="18"/>
           <w:szCs w:val="18"/>
@@ -673,7 +698,7 @@
           <w:rFonts w:ascii="Calibri" w:cs="Calibri" w:eastAsia="Calibri" w:hAnsi="Calibri"/>
           <w:b/>
           <w:bCs/>
-          <w:color w:val="1D1D1B"/>
+          <w:color w:val="183A43"/>
           <w:sz w:val="24"/>
           <w:szCs w:val="24"/>
         </w:rPr>
@@ -692,7 +717,7 @@
       <w:r>
         <w:rPr>
           <w:rFonts w:ascii="Calibri" w:cs="Calibri" w:eastAsia="Calibri" w:hAnsi="Calibri"/>
-          <w:color w:val="1D1D1B"/>
+          <w:color w:val="183A43"/>
           <w:sz w:val="22"/>
           <w:szCs w:val="22"/>
         </w:rPr>
@@ -711,7 +736,7 @@
       <w:r>
         <w:rPr>
           <w:rFonts w:ascii="Calibri" w:cs="Calibri" w:eastAsia="Calibri" w:hAnsi="Calibri"/>
-          <w:color w:val="1D1D1B"/>
+          <w:color w:val="183A43"/>
           <w:sz w:val="22"/>
           <w:szCs w:val="22"/>
         </w:rPr>
@@ -730,7 +755,7 @@
       <w:r>
         <w:rPr>
           <w:rFonts w:ascii="Calibri" w:cs="Calibri" w:eastAsia="Calibri" w:hAnsi="Calibri"/>
-          <w:color w:val="1D1D1B"/>
+          <w:color w:val="183A43"/>
           <w:sz w:val="22"/>
           <w:szCs w:val="22"/>
         </w:rPr>
@@ -742,9 +767,9 @@
         <w:pStyle w:val="Heading2"/>
         <w:keepNext/>
         <w:pBdr>
-          <w:left w:val="single" w:color="1D1D1B" w:sz="36" w:space="8"/>
+          <w:left w:val="single" w:color="F37012" w:sz="36" w:space="8"/>
         </w:pBdr>
-        <w:shd w:fill="EDEDEB" w:color="auto" w:val="clear"/>
+        <w:shd w:fill="F1F4F0" w:color="auto" w:val="clear"/>
         <w:spacing w:after="100" w:before="280"/>
         <w:ind w:left="160"/>
       </w:pPr>
@@ -753,7 +778,7 @@
           <w:rFonts w:ascii="Calibri" w:cs="Calibri" w:eastAsia="Calibri" w:hAnsi="Calibri"/>
           <w:b/>
           <w:bCs/>
-          <w:color w:val="1D1D1B"/>
+          <w:color w:val="52656A"/>
           <w:spacing w:val="20"/>
           <w:sz w:val="18"/>
           <w:szCs w:val="18"/>
@@ -771,7 +796,7 @@
           <w:rFonts w:ascii="Calibri" w:cs="Calibri" w:eastAsia="Calibri" w:hAnsi="Calibri"/>
           <w:b/>
           <w:bCs/>
-          <w:color w:val="1D1D1B"/>
+          <w:color w:val="183A43"/>
           <w:sz w:val="24"/>
           <w:szCs w:val="24"/>
         </w:rPr>
@@ -790,7 +815,7 @@
       <w:r>
         <w:rPr>
           <w:rFonts w:ascii="Calibri" w:cs="Calibri" w:eastAsia="Calibri" w:hAnsi="Calibri"/>
-          <w:color w:val="1D1D1B"/>
+          <w:color w:val="183A43"/>
           <w:sz w:val="22"/>
           <w:szCs w:val="22"/>
         </w:rPr>
@@ -809,7 +834,7 @@
       <w:r>
         <w:rPr>
           <w:rFonts w:ascii="Calibri" w:cs="Calibri" w:eastAsia="Calibri" w:hAnsi="Calibri"/>
-          <w:color w:val="1D1D1B"/>
+          <w:color w:val="183A43"/>
           <w:sz w:val="22"/>
           <w:szCs w:val="22"/>
         </w:rPr>
@@ -828,7 +853,7 @@
       <w:r>
         <w:rPr>
           <w:rFonts w:ascii="Calibri" w:cs="Calibri" w:eastAsia="Calibri" w:hAnsi="Calibri"/>
-          <w:color w:val="1D1D1B"/>
+          <w:color w:val="183A43"/>
           <w:sz w:val="22"/>
           <w:szCs w:val="22"/>
         </w:rPr>
@@ -840,9 +865,9 @@
         <w:pStyle w:val="Heading2"/>
         <w:keepNext/>
         <w:pBdr>
-          <w:left w:val="single" w:color="1D1D1B" w:sz="36" w:space="8"/>
+          <w:left w:val="single" w:color="F37012" w:sz="36" w:space="8"/>
         </w:pBdr>
-        <w:shd w:fill="EDEDEB" w:color="auto" w:val="clear"/>
+        <w:shd w:fill="F1F4F0" w:color="auto" w:val="clear"/>
         <w:spacing w:after="100" w:before="280"/>
         <w:ind w:left="160"/>
       </w:pPr>
@@ -851,7 +876,7 @@
           <w:rFonts w:ascii="Calibri" w:cs="Calibri" w:eastAsia="Calibri" w:hAnsi="Calibri"/>
           <w:b/>
           <w:bCs/>
-          <w:color w:val="1D1D1B"/>
+          <w:color w:val="52656A"/>
           <w:spacing w:val="20"/>
           <w:sz w:val="18"/>
           <w:szCs w:val="18"/>
@@ -869,7 +894,7 @@
           <w:rFonts w:ascii="Calibri" w:cs="Calibri" w:eastAsia="Calibri" w:hAnsi="Calibri"/>
           <w:b/>
           <w:bCs/>
-          <w:color w:val="1D1D1B"/>
+          <w:color w:val="183A43"/>
           <w:sz w:val="24"/>
           <w:szCs w:val="24"/>
         </w:rPr>
@@ -888,7 +913,7 @@
       <w:r>
         <w:rPr>
           <w:rFonts w:ascii="Calibri" w:cs="Calibri" w:eastAsia="Calibri" w:hAnsi="Calibri"/>
-          <w:color w:val="1D1D1B"/>
+          <w:color w:val="183A43"/>
           <w:sz w:val="22"/>
           <w:szCs w:val="22"/>
         </w:rPr>
@@ -907,7 +932,7 @@
       <w:r>
         <w:rPr>
           <w:rFonts w:ascii="Calibri" w:cs="Calibri" w:eastAsia="Calibri" w:hAnsi="Calibri"/>
-          <w:color w:val="1D1D1B"/>
+          <w:color w:val="183A43"/>
           <w:sz w:val="22"/>
           <w:szCs w:val="22"/>
         </w:rPr>
@@ -926,7 +951,7 @@
       <w:r>
         <w:rPr>
           <w:rFonts w:ascii="Calibri" w:cs="Calibri" w:eastAsia="Calibri" w:hAnsi="Calibri"/>
-          <w:color w:val="1D1D1B"/>
+          <w:color w:val="183A43"/>
           <w:sz w:val="22"/>
           <w:szCs w:val="22"/>
         </w:rPr>
@@ -945,7 +970,7 @@
       <w:r>
         <w:rPr>
           <w:rFonts w:ascii="Calibri" w:cs="Calibri" w:eastAsia="Calibri" w:hAnsi="Calibri"/>
-          <w:color w:val="1D1D1B"/>
+          <w:color w:val="183A43"/>
           <w:sz w:val="22"/>
           <w:szCs w:val="22"/>
         </w:rPr>
@@ -957,9 +982,9 @@
         <w:pStyle w:val="Heading2"/>
         <w:keepNext/>
         <w:pBdr>
-          <w:left w:val="single" w:color="1D1D1B" w:sz="36" w:space="8"/>
+          <w:left w:val="single" w:color="F37012" w:sz="36" w:space="8"/>
         </w:pBdr>
-        <w:shd w:fill="EDEDEB" w:color="auto" w:val="clear"/>
+        <w:shd w:fill="F1F4F0" w:color="auto" w:val="clear"/>
         <w:spacing w:after="100" w:before="280"/>
         <w:ind w:left="160"/>
       </w:pPr>
@@ -968,7 +993,7 @@
           <w:rFonts w:ascii="Calibri" w:cs="Calibri" w:eastAsia="Calibri" w:hAnsi="Calibri"/>
           <w:b/>
           <w:bCs/>
-          <w:color w:val="1D1D1B"/>
+          <w:color w:val="52656A"/>
           <w:spacing w:val="20"/>
           <w:sz w:val="18"/>
           <w:szCs w:val="18"/>
@@ -986,7 +1011,7 @@
           <w:rFonts w:ascii="Calibri" w:cs="Calibri" w:eastAsia="Calibri" w:hAnsi="Calibri"/>
           <w:b/>
           <w:bCs/>
-          <w:color w:val="1D1D1B"/>
+          <w:color w:val="183A43"/>
           <w:sz w:val="24"/>
           <w:szCs w:val="24"/>
         </w:rPr>
@@ -1005,7 +1030,7 @@
       <w:r>
         <w:rPr>
           <w:rFonts w:ascii="Calibri" w:cs="Calibri" w:eastAsia="Calibri" w:hAnsi="Calibri"/>
-          <w:color w:val="1D1D1B"/>
+          <w:color w:val="183A43"/>
           <w:sz w:val="22"/>
           <w:szCs w:val="22"/>
         </w:rPr>
@@ -1024,7 +1049,7 @@
       <w:r>
         <w:rPr>
           <w:rFonts w:ascii="Calibri" w:cs="Calibri" w:eastAsia="Calibri" w:hAnsi="Calibri"/>
-          <w:color w:val="1D1D1B"/>
+          <w:color w:val="183A43"/>
           <w:sz w:val="22"/>
           <w:szCs w:val="22"/>
         </w:rPr>
@@ -1043,7 +1068,7 @@
       <w:r>
         <w:rPr>
           <w:rFonts w:ascii="Calibri" w:cs="Calibri" w:eastAsia="Calibri" w:hAnsi="Calibri"/>
-          <w:color w:val="1D1D1B"/>
+          <w:color w:val="183A43"/>
           <w:sz w:val="22"/>
           <w:szCs w:val="22"/>
         </w:rPr>
@@ -1055,9 +1080,9 @@
         <w:pStyle w:val="Heading2"/>
         <w:keepNext/>
         <w:pBdr>
-          <w:left w:val="single" w:color="1D1D1B" w:sz="36" w:space="8"/>
+          <w:left w:val="single" w:color="F37012" w:sz="36" w:space="8"/>
         </w:pBdr>
-        <w:shd w:fill="EDEDEB" w:color="auto" w:val="clear"/>
+        <w:shd w:fill="F1F4F0" w:color="auto" w:val="clear"/>
         <w:spacing w:after="100" w:before="280"/>
         <w:ind w:left="160"/>
       </w:pPr>
@@ -1066,7 +1091,7 @@
           <w:rFonts w:ascii="Calibri" w:cs="Calibri" w:eastAsia="Calibri" w:hAnsi="Calibri"/>
           <w:b/>
           <w:bCs/>
-          <w:color w:val="1D1D1B"/>
+          <w:color w:val="52656A"/>
           <w:spacing w:val="20"/>
           <w:sz w:val="18"/>
           <w:szCs w:val="18"/>
@@ -1084,7 +1109,7 @@
           <w:rFonts w:ascii="Calibri" w:cs="Calibri" w:eastAsia="Calibri" w:hAnsi="Calibri"/>
           <w:b/>
           <w:bCs/>
-          <w:color w:val="1D1D1B"/>
+          <w:color w:val="183A43"/>
           <w:sz w:val="24"/>
           <w:szCs w:val="24"/>
         </w:rPr>
@@ -1103,7 +1128,7 @@
       <w:r>
         <w:rPr>
           <w:rFonts w:ascii="Calibri" w:cs="Calibri" w:eastAsia="Calibri" w:hAnsi="Calibri"/>
-          <w:color w:val="1D1D1B"/>
+          <w:color w:val="183A43"/>
           <w:sz w:val="22"/>
           <w:szCs w:val="22"/>
         </w:rPr>
@@ -1122,7 +1147,7 @@
       <w:r>
         <w:rPr>
           <w:rFonts w:ascii="Calibri" w:cs="Calibri" w:eastAsia="Calibri" w:hAnsi="Calibri"/>
-          <w:color w:val="1D1D1B"/>
+          <w:color w:val="183A43"/>
           <w:sz w:val="22"/>
           <w:szCs w:val="22"/>
         </w:rPr>
@@ -1141,7 +1166,7 @@
       <w:r>
         <w:rPr>
           <w:rFonts w:ascii="Calibri" w:cs="Calibri" w:eastAsia="Calibri" w:hAnsi="Calibri"/>
-          <w:color w:val="1D1D1B"/>
+          <w:color w:val="183A43"/>
           <w:sz w:val="22"/>
           <w:szCs w:val="22"/>
         </w:rPr>
@@ -1170,11 +1195,11 @@
             <w:tcW w:type="dxa" w:w="10080"/>
             <w:tcBorders>
               <w:top w:val="none" w:color="FFFFFF" w:sz="0"/>
-              <w:left w:val="single" w:color="EF7D00" w:sz="24"/>
+              <w:left w:val="single" w:color="F37012" w:sz="24"/>
               <w:bottom w:val="none" w:color="FFFFFF" w:sz="0"/>
               <w:right w:val="none" w:color="FFFFFF" w:sz="0"/>
             </w:tcBorders>
-            <w:shd w:fill="FFF4DC" w:color="auto" w:val="clear"/>
+            <w:shd w:fill="E8F2E9" w:color="auto" w:val="clear"/>
             <w:tcMar>
               <w:top w:type="dxa" w:w="160"/>
               <w:left w:type="dxa" w:w="240"/>
@@ -1191,7 +1216,7 @@
                 <w:rFonts w:ascii="Calibri" w:cs="Calibri" w:eastAsia="Calibri" w:hAnsi="Calibri"/>
                 <w:b/>
                 <w:bCs/>
-                <w:color w:val="8A5A00"/>
+                <w:color w:val="52656A"/>
                 <w:spacing w:val="20"/>
                 <w:sz w:val="17"/>
                 <w:szCs w:val="17"/>
@@ -1206,7 +1231,7 @@
             <w:r>
               <w:rPr>
                 <w:rFonts w:ascii="Calibri" w:cs="Calibri" w:eastAsia="Calibri" w:hAnsi="Calibri"/>
-                <w:color w:val="1D1D1B"/>
+                <w:color w:val="183A43"/>
                 <w:sz w:val="22"/>
                 <w:szCs w:val="22"/>
               </w:rPr>
@@ -1226,32 +1251,41 @@
         <w:pStyle w:val="Heading1"/>
         <w:keepNext/>
         <w:pBdr>
-          <w:bottom w:val="single" w:color="1D1D1B" w:sz="18" w:space="4"/>
+          <w:bottom w:val="single" w:color="CAD6D0" w:sz="4" w:space="4"/>
         </w:pBdr>
         <w:spacing w:after="160" w:before="360"/>
       </w:pPr>
       <w:r>
         <w:rPr>
           <w:rFonts w:ascii="Calibri" w:cs="Calibri" w:eastAsia="Calibri" w:hAnsi="Calibri"/>
+          <w:color w:val="F37012"/>
+          <w:sz w:val="24"/>
+          <w:szCs w:val="24"/>
+        </w:rPr>
+        <w:t xml:space="preserve">■  </w:t>
+      </w:r>
+      <w:r>
+        <w:rPr>
+          <w:rFonts w:ascii="Calibri" w:cs="Calibri" w:eastAsia="Calibri" w:hAnsi="Calibri"/>
           <w:b/>
           <w:bCs/>
-          <w:color w:val="1D1D1B"/>
-          <w:sz w:val="28"/>
-          <w:szCs w:val="28"/>
-        </w:rPr>
-        <w:t xml:space="preserve">LISTA DE CHEQUEO COMPLETA</w:t>
+          <w:color w:val="183A43"/>
+          <w:sz w:val="30"/>
+          <w:szCs w:val="30"/>
+        </w:rPr>
+        <w:t xml:space="preserve">Lista de chequeo completa</w:t>
       </w:r>
     </w:p>
     <w:tbl>
       <w:tblPr>
         <w:tblW w:type="dxa" w:w="10080"/>
         <w:tblBorders>
-          <w:top w:val="single" w:color="E2E2DF" w:sz="4"/>
-          <w:left w:val="single" w:color="E2E2DF" w:sz="4"/>
-          <w:bottom w:val="single" w:color="E2E2DF" w:sz="4"/>
-          <w:right w:val="single" w:color="E2E2DF" w:sz="4"/>
-          <w:insideH w:val="single" w:color="E2E2DF" w:sz="4"/>
-          <w:insideV w:val="single" w:color="E2E2DF" w:sz="4"/>
+          <w:top w:val="single" w:color="CAD6D0" w:sz="4"/>
+          <w:left w:val="single" w:color="CAD6D0" w:sz="4"/>
+          <w:bottom w:val="single" w:color="CAD6D0" w:sz="4"/>
+          <w:right w:val="single" w:color="CAD6D0" w:sz="4"/>
+          <w:insideH w:val="single" w:color="CAD6D0" w:sz="4"/>
+          <w:insideV w:val="single" w:color="CAD6D0" w:sz="4"/>
         </w:tblBorders>
         <w:tblLayout w:type="fixed"/>
       </w:tblPr>
@@ -1267,7 +1301,7 @@
         <w:tc>
           <w:tcPr>
             <w:tcW w:type="dxa" w:w="2200"/>
-            <w:shd w:fill="1D1D1B" w:color="auto" w:val="clear"/>
+            <w:shd w:fill="E8F2E9" w:color="auto" w:val="clear"/>
             <w:tcMar>
               <w:top w:type="dxa" w:w="100"/>
               <w:left w:type="dxa" w:w="140"/>
@@ -1284,7 +1318,7 @@
               <w:rPr>
                 <w:b/>
                 <w:bCs/>
-                <w:color w:val="FFFFFF"/>
+                <w:color w:val="183A43"/>
                 <w:sz w:val="20"/>
                 <w:szCs w:val="20"/>
               </w:rPr>
@@ -1295,7 +1329,7 @@
         <w:tc>
           <w:tcPr>
             <w:tcW w:type="dxa" w:w="6680"/>
-            <w:shd w:fill="1D1D1B" w:color="auto" w:val="clear"/>
+            <w:shd w:fill="E8F2E9" w:color="auto" w:val="clear"/>
             <w:tcMar>
               <w:top w:type="dxa" w:w="100"/>
               <w:left w:type="dxa" w:w="140"/>
@@ -1312,7 +1346,7 @@
               <w:rPr>
                 <w:b/>
                 <w:bCs/>
-                <w:color w:val="FFFFFF"/>
+                <w:color w:val="183A43"/>
                 <w:sz w:val="20"/>
                 <w:szCs w:val="20"/>
               </w:rPr>
@@ -1323,7 +1357,7 @@
         <w:tc>
           <w:tcPr>
             <w:tcW w:type="dxa" w:w="1200"/>
-            <w:shd w:fill="1D1D1B" w:color="auto" w:val="clear"/>
+            <w:shd w:fill="E8F2E9" w:color="auto" w:val="clear"/>
             <w:tcMar>
               <w:top w:type="dxa" w:w="100"/>
               <w:left w:type="dxa" w:w="140"/>
@@ -1340,7 +1374,7 @@
               <w:rPr>
                 <w:b/>
                 <w:bCs/>
-                <w:color w:val="FFFFFF"/>
+                <w:color w:val="183A43"/>
                 <w:sz w:val="20"/>
                 <w:szCs w:val="20"/>
               </w:rPr>
@@ -1357,7 +1391,7 @@
           <w:tcPr>
             <w:tcW w:type="dxa" w:w="2200"/>
             <w:vMerge w:val="restart"/>
-            <w:shd w:fill="EDEDEB" w:color="auto" w:val="clear"/>
+            <w:shd w:fill="F1F4F0" w:color="auto" w:val="clear"/>
             <w:tcMar>
               <w:top w:type="dxa" w:w="100"/>
               <w:left w:type="dxa" w:w="140"/>
@@ -1374,7 +1408,7 @@
               <w:rPr>
                 <w:b/>
                 <w:bCs/>
-                <w:color w:val="1D1D1B"/>
+                <w:color w:val="183A43"/>
                 <w:sz w:val="20"/>
                 <w:szCs w:val="20"/>
               </w:rPr>
@@ -1402,7 +1436,7 @@
               <w:rPr>
                 <w:b w:val="false"/>
                 <w:bCs w:val="false"/>
-                <w:color w:val="1D1D1B"/>
+                <w:color w:val="183A43"/>
                 <w:sz w:val="20"/>
                 <w:szCs w:val="20"/>
               </w:rPr>
@@ -1431,7 +1465,7 @@
                 <w:rFonts w:ascii="Segoe UI Symbol" w:cs="Segoe UI Symbol" w:eastAsia="Segoe UI Symbol" w:hAnsi="Segoe UI Symbol"/>
                 <w:b w:val="false"/>
                 <w:bCs w:val="false"/>
-                <w:color w:val="1D1D1B"/>
+                <w:color w:val="183A43"/>
                 <w:sz w:val="26"/>
                 <w:szCs w:val="26"/>
               </w:rPr>
@@ -1454,7 +1488,7 @@
         <w:tc>
           <w:tcPr>
             <w:tcW w:type="dxa" w:w="6680"/>
-            <w:shd w:fill="F4F4F2" w:color="auto" w:val="clear"/>
+            <w:shd w:fill="F1F4F0" w:color="auto" w:val="clear"/>
             <w:tcMar>
               <w:top w:type="dxa" w:w="100"/>
               <w:left w:type="dxa" w:w="140"/>
@@ -1471,7 +1505,7 @@
               <w:rPr>
                 <w:b w:val="false"/>
                 <w:bCs w:val="false"/>
-                <w:color w:val="1D1D1B"/>
+                <w:color w:val="183A43"/>
                 <w:sz w:val="20"/>
                 <w:szCs w:val="20"/>
               </w:rPr>
@@ -1482,7 +1516,7 @@
         <w:tc>
           <w:tcPr>
             <w:tcW w:type="dxa" w:w="1200"/>
-            <w:shd w:fill="F4F4F2" w:color="auto" w:val="clear"/>
+            <w:shd w:fill="F1F4F0" w:color="auto" w:val="clear"/>
             <w:tcMar>
               <w:top w:type="dxa" w:w="100"/>
               <w:left w:type="dxa" w:w="140"/>
@@ -1500,7 +1534,7 @@
                 <w:rFonts w:ascii="Segoe UI Symbol" w:cs="Segoe UI Symbol" w:eastAsia="Segoe UI Symbol" w:hAnsi="Segoe UI Symbol"/>
                 <w:b w:val="false"/>
                 <w:bCs w:val="false"/>
-                <w:color w:val="1D1D1B"/>
+                <w:color w:val="183A43"/>
                 <w:sz w:val="26"/>
                 <w:szCs w:val="26"/>
               </w:rPr>
@@ -1540,7 +1574,7 @@
               <w:rPr>
                 <w:b w:val="false"/>
                 <w:bCs w:val="false"/>
-                <w:color w:val="1D1D1B"/>
+                <w:color w:val="183A43"/>
                 <w:sz w:val="20"/>
                 <w:szCs w:val="20"/>
               </w:rPr>
@@ -1569,7 +1603,7 @@
                 <w:rFonts w:ascii="Segoe UI Symbol" w:cs="Segoe UI Symbol" w:eastAsia="Segoe UI Symbol" w:hAnsi="Segoe UI Symbol"/>
                 <w:b w:val="false"/>
                 <w:bCs w:val="false"/>
-                <w:color w:val="1D1D1B"/>
+                <w:color w:val="183A43"/>
                 <w:sz w:val="26"/>
                 <w:szCs w:val="26"/>
               </w:rPr>
@@ -1586,7 +1620,7 @@
           <w:tcPr>
             <w:tcW w:type="dxa" w:w="2200"/>
             <w:vMerge w:val="restart"/>
-            <w:shd w:fill="EDEDEB" w:color="auto" w:val="clear"/>
+            <w:shd w:fill="F1F4F0" w:color="auto" w:val="clear"/>
             <w:tcMar>
               <w:top w:type="dxa" w:w="100"/>
               <w:left w:type="dxa" w:w="140"/>
@@ -1603,7 +1637,7 @@
               <w:rPr>
                 <w:b/>
                 <w:bCs/>
-                <w:color w:val="1D1D1B"/>
+                <w:color w:val="183A43"/>
                 <w:sz w:val="20"/>
                 <w:szCs w:val="20"/>
               </w:rPr>
@@ -1614,7 +1648,7 @@
         <w:tc>
           <w:tcPr>
             <w:tcW w:type="dxa" w:w="6680"/>
-            <w:shd w:fill="F4F4F2" w:color="auto" w:val="clear"/>
+            <w:shd w:fill="F1F4F0" w:color="auto" w:val="clear"/>
             <w:tcMar>
               <w:top w:type="dxa" w:w="100"/>
               <w:left w:type="dxa" w:w="140"/>
@@ -1631,7 +1665,7 @@
               <w:rPr>
                 <w:b w:val="false"/>
                 <w:bCs w:val="false"/>
-                <w:color w:val="1D1D1B"/>
+                <w:color w:val="183A43"/>
                 <w:sz w:val="20"/>
                 <w:szCs w:val="20"/>
               </w:rPr>
@@ -1642,7 +1676,7 @@
         <w:tc>
           <w:tcPr>
             <w:tcW w:type="dxa" w:w="1200"/>
-            <w:shd w:fill="F4F4F2" w:color="auto" w:val="clear"/>
+            <w:shd w:fill="F1F4F0" w:color="auto" w:val="clear"/>
             <w:tcMar>
               <w:top w:type="dxa" w:w="100"/>
               <w:left w:type="dxa" w:w="140"/>
@@ -1660,7 +1694,7 @@
                 <w:rFonts w:ascii="Segoe UI Symbol" w:cs="Segoe UI Symbol" w:eastAsia="Segoe UI Symbol" w:hAnsi="Segoe UI Symbol"/>
                 <w:b w:val="false"/>
                 <w:bCs w:val="false"/>
-                <w:color w:val="1D1D1B"/>
+                <w:color w:val="183A43"/>
                 <w:sz w:val="26"/>
                 <w:szCs w:val="26"/>
               </w:rPr>
@@ -1700,7 +1734,7 @@
               <w:rPr>
                 <w:b w:val="false"/>
                 <w:bCs w:val="false"/>
-                <w:color w:val="1D1D1B"/>
+                <w:color w:val="183A43"/>
                 <w:sz w:val="20"/>
                 <w:szCs w:val="20"/>
               </w:rPr>
@@ -1729,7 +1763,7 @@
                 <w:rFonts w:ascii="Segoe UI Symbol" w:cs="Segoe UI Symbol" w:eastAsia="Segoe UI Symbol" w:hAnsi="Segoe UI Symbol"/>
                 <w:b w:val="false"/>
                 <w:bCs w:val="false"/>
-                <w:color w:val="1D1D1B"/>
+                <w:color w:val="183A43"/>
                 <w:sz w:val="26"/>
                 <w:szCs w:val="26"/>
               </w:rPr>
@@ -1752,7 +1786,7 @@
         <w:tc>
           <w:tcPr>
             <w:tcW w:type="dxa" w:w="6680"/>
-            <w:shd w:fill="F4F4F2" w:color="auto" w:val="clear"/>
+            <w:shd w:fill="F1F4F0" w:color="auto" w:val="clear"/>
             <w:tcMar>
               <w:top w:type="dxa" w:w="100"/>
               <w:left w:type="dxa" w:w="140"/>
@@ -1769,7 +1803,7 @@
               <w:rPr>
                 <w:b w:val="false"/>
                 <w:bCs w:val="false"/>
-                <w:color w:val="1D1D1B"/>
+                <w:color w:val="183A43"/>
                 <w:sz w:val="20"/>
                 <w:szCs w:val="20"/>
               </w:rPr>
@@ -1780,7 +1814,7 @@
         <w:tc>
           <w:tcPr>
             <w:tcW w:type="dxa" w:w="1200"/>
-            <w:shd w:fill="F4F4F2" w:color="auto" w:val="clear"/>
+            <w:shd w:fill="F1F4F0" w:color="auto" w:val="clear"/>
             <w:tcMar>
               <w:top w:type="dxa" w:w="100"/>
               <w:left w:type="dxa" w:w="140"/>
@@ -1798,7 +1832,7 @@
                 <w:rFonts w:ascii="Segoe UI Symbol" w:cs="Segoe UI Symbol" w:eastAsia="Segoe UI Symbol" w:hAnsi="Segoe UI Symbol"/>
                 <w:b w:val="false"/>
                 <w:bCs w:val="false"/>
-                <w:color w:val="1D1D1B"/>
+                <w:color w:val="183A43"/>
                 <w:sz w:val="26"/>
                 <w:szCs w:val="26"/>
               </w:rPr>
@@ -1838,7 +1872,7 @@
               <w:rPr>
                 <w:b w:val="false"/>
                 <w:bCs w:val="false"/>
-                <w:color w:val="1D1D1B"/>
+                <w:color w:val="183A43"/>
                 <w:sz w:val="20"/>
                 <w:szCs w:val="20"/>
               </w:rPr>
@@ -1867,7 +1901,7 @@
                 <w:rFonts w:ascii="Segoe UI Symbol" w:cs="Segoe UI Symbol" w:eastAsia="Segoe UI Symbol" w:hAnsi="Segoe UI Symbol"/>
                 <w:b w:val="false"/>
                 <w:bCs w:val="false"/>
-                <w:color w:val="1D1D1B"/>
+                <w:color w:val="183A43"/>
                 <w:sz w:val="26"/>
                 <w:szCs w:val="26"/>
               </w:rPr>
@@ -1884,7 +1918,7 @@
           <w:tcPr>
             <w:tcW w:type="dxa" w:w="2200"/>
             <w:vMerge w:val="restart"/>
-            <w:shd w:fill="EDEDEB" w:color="auto" w:val="clear"/>
+            <w:shd w:fill="F1F4F0" w:color="auto" w:val="clear"/>
             <w:tcMar>
               <w:top w:type="dxa" w:w="100"/>
               <w:left w:type="dxa" w:w="140"/>
@@ -1901,7 +1935,7 @@
               <w:rPr>
                 <w:b/>
                 <w:bCs/>
-                <w:color w:val="1D1D1B"/>
+                <w:color w:val="183A43"/>
                 <w:sz w:val="20"/>
                 <w:szCs w:val="20"/>
               </w:rPr>
@@ -1912,7 +1946,7 @@
         <w:tc>
           <w:tcPr>
             <w:tcW w:type="dxa" w:w="6680"/>
-            <w:shd w:fill="F4F4F2" w:color="auto" w:val="clear"/>
+            <w:shd w:fill="F1F4F0" w:color="auto" w:val="clear"/>
             <w:tcMar>
               <w:top w:type="dxa" w:w="100"/>
               <w:left w:type="dxa" w:w="140"/>
@@ -1929,7 +1963,7 @@
               <w:rPr>
                 <w:b w:val="false"/>
                 <w:bCs w:val="false"/>
-                <w:color w:val="1D1D1B"/>
+                <w:color w:val="183A43"/>
                 <w:sz w:val="20"/>
                 <w:szCs w:val="20"/>
               </w:rPr>
@@ -1940,7 +1974,7 @@
         <w:tc>
           <w:tcPr>
             <w:tcW w:type="dxa" w:w="1200"/>
-            <w:shd w:fill="F4F4F2" w:color="auto" w:val="clear"/>
+            <w:shd w:fill="F1F4F0" w:color="auto" w:val="clear"/>
             <w:tcMar>
               <w:top w:type="dxa" w:w="100"/>
               <w:left w:type="dxa" w:w="140"/>
@@ -1958,7 +1992,7 @@
                 <w:rFonts w:ascii="Segoe UI Symbol" w:cs="Segoe UI Symbol" w:eastAsia="Segoe UI Symbol" w:hAnsi="Segoe UI Symbol"/>
                 <w:b w:val="false"/>
                 <w:bCs w:val="false"/>
-                <w:color w:val="1D1D1B"/>
+                <w:color w:val="183A43"/>
                 <w:sz w:val="26"/>
                 <w:szCs w:val="26"/>
               </w:rPr>
@@ -1998,7 +2032,7 @@
               <w:rPr>
                 <w:b w:val="false"/>
                 <w:bCs w:val="false"/>
-                <w:color w:val="1D1D1B"/>
+                <w:color w:val="183A43"/>
                 <w:sz w:val="20"/>
                 <w:szCs w:val="20"/>
               </w:rPr>
@@ -2027,7 +2061,7 @@
                 <w:rFonts w:ascii="Segoe UI Symbol" w:cs="Segoe UI Symbol" w:eastAsia="Segoe UI Symbol" w:hAnsi="Segoe UI Symbol"/>
                 <w:b w:val="false"/>
                 <w:bCs w:val="false"/>
-                <w:color w:val="1D1D1B"/>
+                <w:color w:val="183A43"/>
                 <w:sz w:val="26"/>
                 <w:szCs w:val="26"/>
               </w:rPr>
@@ -2050,7 +2084,7 @@
         <w:tc>
           <w:tcPr>
             <w:tcW w:type="dxa" w:w="6680"/>
-            <w:shd w:fill="F4F4F2" w:color="auto" w:val="clear"/>
+            <w:shd w:fill="F1F4F0" w:color="auto" w:val="clear"/>
             <w:tcMar>
               <w:top w:type="dxa" w:w="100"/>
               <w:left w:type="dxa" w:w="140"/>
@@ -2067,7 +2101,7 @@
               <w:rPr>
                 <w:b w:val="false"/>
                 <w:bCs w:val="false"/>
-                <w:color w:val="1D1D1B"/>
+                <w:color w:val="183A43"/>
                 <w:sz w:val="20"/>
                 <w:szCs w:val="20"/>
               </w:rPr>
@@ -2078,7 +2112,7 @@
         <w:tc>
           <w:tcPr>
             <w:tcW w:type="dxa" w:w="1200"/>
-            <w:shd w:fill="F4F4F2" w:color="auto" w:val="clear"/>
+            <w:shd w:fill="F1F4F0" w:color="auto" w:val="clear"/>
             <w:tcMar>
               <w:top w:type="dxa" w:w="100"/>
               <w:left w:type="dxa" w:w="140"/>
@@ -2096,7 +2130,7 @@
                 <w:rFonts w:ascii="Segoe UI Symbol" w:cs="Segoe UI Symbol" w:eastAsia="Segoe UI Symbol" w:hAnsi="Segoe UI Symbol"/>
                 <w:b w:val="false"/>
                 <w:bCs w:val="false"/>
-                <w:color w:val="1D1D1B"/>
+                <w:color w:val="183A43"/>
                 <w:sz w:val="26"/>
                 <w:szCs w:val="26"/>
               </w:rPr>
@@ -2136,7 +2170,7 @@
               <w:rPr>
                 <w:b w:val="false"/>
                 <w:bCs w:val="false"/>
-                <w:color w:val="1D1D1B"/>
+                <w:color w:val="183A43"/>
                 <w:sz w:val="20"/>
                 <w:szCs w:val="20"/>
               </w:rPr>
@@ -2165,7 +2199,7 @@
                 <w:rFonts w:ascii="Segoe UI Symbol" w:cs="Segoe UI Symbol" w:eastAsia="Segoe UI Symbol" w:hAnsi="Segoe UI Symbol"/>
                 <w:b w:val="false"/>
                 <w:bCs w:val="false"/>
-                <w:color w:val="1D1D1B"/>
+                <w:color w:val="183A43"/>
                 <w:sz w:val="26"/>
                 <w:szCs w:val="26"/>
               </w:rPr>
@@ -2182,7 +2216,7 @@
           <w:tcPr>
             <w:tcW w:type="dxa" w:w="2200"/>
             <w:vMerge w:val="restart"/>
-            <w:shd w:fill="EDEDEB" w:color="auto" w:val="clear"/>
+            <w:shd w:fill="F1F4F0" w:color="auto" w:val="clear"/>
             <w:tcMar>
               <w:top w:type="dxa" w:w="100"/>
               <w:left w:type="dxa" w:w="140"/>
@@ -2199,7 +2233,7 @@
               <w:rPr>
                 <w:b/>
                 <w:bCs/>
-                <w:color w:val="1D1D1B"/>
+                <w:color w:val="183A43"/>
                 <w:sz w:val="20"/>
                 <w:szCs w:val="20"/>
               </w:rPr>
@@ -2210,7 +2244,7 @@
         <w:tc>
           <w:tcPr>
             <w:tcW w:type="dxa" w:w="6680"/>
-            <w:shd w:fill="F4F4F2" w:color="auto" w:val="clear"/>
+            <w:shd w:fill="F1F4F0" w:color="auto" w:val="clear"/>
             <w:tcMar>
               <w:top w:type="dxa" w:w="100"/>
               <w:left w:type="dxa" w:w="140"/>
@@ -2227,7 +2261,7 @@
               <w:rPr>
                 <w:b w:val="false"/>
                 <w:bCs w:val="false"/>
-                <w:color w:val="1D1D1B"/>
+                <w:color w:val="183A43"/>
                 <w:sz w:val="20"/>
                 <w:szCs w:val="20"/>
               </w:rPr>
@@ -2238,7 +2272,7 @@
         <w:tc>
           <w:tcPr>
             <w:tcW w:type="dxa" w:w="1200"/>
-            <w:shd w:fill="F4F4F2" w:color="auto" w:val="clear"/>
+            <w:shd w:fill="F1F4F0" w:color="auto" w:val="clear"/>
             <w:tcMar>
               <w:top w:type="dxa" w:w="100"/>
               <w:left w:type="dxa" w:w="140"/>
@@ -2256,7 +2290,7 @@
                 <w:rFonts w:ascii="Segoe UI Symbol" w:cs="Segoe UI Symbol" w:eastAsia="Segoe UI Symbol" w:hAnsi="Segoe UI Symbol"/>
                 <w:b w:val="false"/>
                 <w:bCs w:val="false"/>
-                <w:color w:val="1D1D1B"/>
+                <w:color w:val="183A43"/>
                 <w:sz w:val="26"/>
                 <w:szCs w:val="26"/>
               </w:rPr>
@@ -2296,7 +2330,7 @@
               <w:rPr>
                 <w:b w:val="false"/>
                 <w:bCs w:val="false"/>
-                <w:color w:val="1D1D1B"/>
+                <w:color w:val="183A43"/>
                 <w:sz w:val="20"/>
                 <w:szCs w:val="20"/>
               </w:rPr>
@@ -2325,7 +2359,7 @@
                 <w:rFonts w:ascii="Segoe UI Symbol" w:cs="Segoe UI Symbol" w:eastAsia="Segoe UI Symbol" w:hAnsi="Segoe UI Symbol"/>
                 <w:b w:val="false"/>
                 <w:bCs w:val="false"/>
-                <w:color w:val="1D1D1B"/>
+                <w:color w:val="183A43"/>
                 <w:sz w:val="26"/>
                 <w:szCs w:val="26"/>
               </w:rPr>
@@ -2348,7 +2382,7 @@
         <w:tc>
           <w:tcPr>
             <w:tcW w:type="dxa" w:w="6680"/>
-            <w:shd w:fill="F4F4F2" w:color="auto" w:val="clear"/>
+            <w:shd w:fill="F1F4F0" w:color="auto" w:val="clear"/>
             <w:tcMar>
               <w:top w:type="dxa" w:w="100"/>
               <w:left w:type="dxa" w:w="140"/>
@@ -2365,7 +2399,7 @@
               <w:rPr>
                 <w:b w:val="false"/>
                 <w:bCs w:val="false"/>
-                <w:color w:val="1D1D1B"/>
+                <w:color w:val="183A43"/>
                 <w:sz w:val="20"/>
                 <w:szCs w:val="20"/>
               </w:rPr>
@@ -2376,7 +2410,7 @@
         <w:tc>
           <w:tcPr>
             <w:tcW w:type="dxa" w:w="1200"/>
-            <w:shd w:fill="F4F4F2" w:color="auto" w:val="clear"/>
+            <w:shd w:fill="F1F4F0" w:color="auto" w:val="clear"/>
             <w:tcMar>
               <w:top w:type="dxa" w:w="100"/>
               <w:left w:type="dxa" w:w="140"/>
@@ -2394,7 +2428,7 @@
                 <w:rFonts w:ascii="Segoe UI Symbol" w:cs="Segoe UI Symbol" w:eastAsia="Segoe UI Symbol" w:hAnsi="Segoe UI Symbol"/>
                 <w:b w:val="false"/>
                 <w:bCs w:val="false"/>
-                <w:color w:val="1D1D1B"/>
+                <w:color w:val="183A43"/>
                 <w:sz w:val="26"/>
                 <w:szCs w:val="26"/>
               </w:rPr>
@@ -2434,7 +2468,7 @@
               <w:rPr>
                 <w:b w:val="false"/>
                 <w:bCs w:val="false"/>
-                <w:color w:val="1D1D1B"/>
+                <w:color w:val="183A43"/>
                 <w:sz w:val="20"/>
                 <w:szCs w:val="20"/>
               </w:rPr>
@@ -2463,7 +2497,7 @@
                 <w:rFonts w:ascii="Segoe UI Symbol" w:cs="Segoe UI Symbol" w:eastAsia="Segoe UI Symbol" w:hAnsi="Segoe UI Symbol"/>
                 <w:b w:val="false"/>
                 <w:bCs w:val="false"/>
-                <w:color w:val="1D1D1B"/>
+                <w:color w:val="183A43"/>
                 <w:sz w:val="26"/>
                 <w:szCs w:val="26"/>
               </w:rPr>
@@ -2480,7 +2514,7 @@
           <w:tcPr>
             <w:tcW w:type="dxa" w:w="2200"/>
             <w:vMerge w:val="restart"/>
-            <w:shd w:fill="EDEDEB" w:color="auto" w:val="clear"/>
+            <w:shd w:fill="F1F4F0" w:color="auto" w:val="clear"/>
             <w:tcMar>
               <w:top w:type="dxa" w:w="100"/>
               <w:left w:type="dxa" w:w="140"/>
@@ -2497,7 +2531,7 @@
               <w:rPr>
                 <w:b/>
                 <w:bCs/>
-                <w:color w:val="1D1D1B"/>
+                <w:color w:val="183A43"/>
                 <w:sz w:val="20"/>
                 <w:szCs w:val="20"/>
               </w:rPr>
@@ -2508,7 +2542,7 @@
         <w:tc>
           <w:tcPr>
             <w:tcW w:type="dxa" w:w="6680"/>
-            <w:shd w:fill="F4F4F2" w:color="auto" w:val="clear"/>
+            <w:shd w:fill="F1F4F0" w:color="auto" w:val="clear"/>
             <w:tcMar>
               <w:top w:type="dxa" w:w="100"/>
               <w:left w:type="dxa" w:w="140"/>
@@ -2525,7 +2559,7 @@
               <w:rPr>
                 <w:b w:val="false"/>
                 <w:bCs w:val="false"/>
-                <w:color w:val="1D1D1B"/>
+                <w:color w:val="183A43"/>
                 <w:sz w:val="20"/>
                 <w:szCs w:val="20"/>
               </w:rPr>
@@ -2536,7 +2570,7 @@
         <w:tc>
           <w:tcPr>
             <w:tcW w:type="dxa" w:w="1200"/>
-            <w:shd w:fill="F4F4F2" w:color="auto" w:val="clear"/>
+            <w:shd w:fill="F1F4F0" w:color="auto" w:val="clear"/>
             <w:tcMar>
               <w:top w:type="dxa" w:w="100"/>
               <w:left w:type="dxa" w:w="140"/>
@@ -2554,7 +2588,7 @@
                 <w:rFonts w:ascii="Segoe UI Symbol" w:cs="Segoe UI Symbol" w:eastAsia="Segoe UI Symbol" w:hAnsi="Segoe UI Symbol"/>
                 <w:b w:val="false"/>
                 <w:bCs w:val="false"/>
-                <w:color w:val="1D1D1B"/>
+                <w:color w:val="183A43"/>
                 <w:sz w:val="26"/>
                 <w:szCs w:val="26"/>
               </w:rPr>
@@ -2594,7 +2628,7 @@
               <w:rPr>
                 <w:b w:val="false"/>
                 <w:bCs w:val="false"/>
-                <w:color w:val="1D1D1B"/>
+                <w:color w:val="183A43"/>
                 <w:sz w:val="20"/>
                 <w:szCs w:val="20"/>
               </w:rPr>
@@ -2623,7 +2657,7 @@
                 <w:rFonts w:ascii="Segoe UI Symbol" w:cs="Segoe UI Symbol" w:eastAsia="Segoe UI Symbol" w:hAnsi="Segoe UI Symbol"/>
                 <w:b w:val="false"/>
                 <w:bCs w:val="false"/>
-                <w:color w:val="1D1D1B"/>
+                <w:color w:val="183A43"/>
                 <w:sz w:val="26"/>
                 <w:szCs w:val="26"/>
               </w:rPr>
@@ -2646,7 +2680,7 @@
         <w:tc>
           <w:tcPr>
             <w:tcW w:type="dxa" w:w="6680"/>
-            <w:shd w:fill="F4F4F2" w:color="auto" w:val="clear"/>
+            <w:shd w:fill="F1F4F0" w:color="auto" w:val="clear"/>
             <w:tcMar>
               <w:top w:type="dxa" w:w="100"/>
               <w:left w:type="dxa" w:w="140"/>
@@ -2663,7 +2697,7 @@
               <w:rPr>
                 <w:b w:val="false"/>
                 <w:bCs w:val="false"/>
-                <w:color w:val="1D1D1B"/>
+                <w:color w:val="183A43"/>
                 <w:sz w:val="20"/>
                 <w:szCs w:val="20"/>
               </w:rPr>
@@ -2674,7 +2708,7 @@
         <w:tc>
           <w:tcPr>
             <w:tcW w:type="dxa" w:w="1200"/>
-            <w:shd w:fill="F4F4F2" w:color="auto" w:val="clear"/>
+            <w:shd w:fill="F1F4F0" w:color="auto" w:val="clear"/>
             <w:tcMar>
               <w:top w:type="dxa" w:w="100"/>
               <w:left w:type="dxa" w:w="140"/>
@@ -2692,7 +2726,7 @@
                 <w:rFonts w:ascii="Segoe UI Symbol" w:cs="Segoe UI Symbol" w:eastAsia="Segoe UI Symbol" w:hAnsi="Segoe UI Symbol"/>
                 <w:b w:val="false"/>
                 <w:bCs w:val="false"/>
-                <w:color w:val="1D1D1B"/>
+                <w:color w:val="183A43"/>
                 <w:sz w:val="26"/>
                 <w:szCs w:val="26"/>
               </w:rPr>
@@ -2709,7 +2743,7 @@
           <w:tcPr>
             <w:tcW w:type="dxa" w:w="2200"/>
             <w:vMerge w:val="restart"/>
-            <w:shd w:fill="EDEDEB" w:color="auto" w:val="clear"/>
+            <w:shd w:fill="F1F4F0" w:color="auto" w:val="clear"/>
             <w:tcMar>
               <w:top w:type="dxa" w:w="100"/>
               <w:left w:type="dxa" w:w="140"/>
@@ -2726,7 +2760,7 @@
               <w:rPr>
                 <w:b/>
                 <w:bCs/>
-                <w:color w:val="1D1D1B"/>
+                <w:color w:val="183A43"/>
                 <w:sz w:val="20"/>
                 <w:szCs w:val="20"/>
               </w:rPr>
@@ -2754,7 +2788,7 @@
               <w:rPr>
                 <w:b w:val="false"/>
                 <w:bCs w:val="false"/>
-                <w:color w:val="1D1D1B"/>
+                <w:color w:val="183A43"/>
                 <w:sz w:val="20"/>
                 <w:szCs w:val="20"/>
               </w:rPr>
@@ -2783,7 +2817,7 @@
                 <w:rFonts w:ascii="Segoe UI Symbol" w:cs="Segoe UI Symbol" w:eastAsia="Segoe UI Symbol" w:hAnsi="Segoe UI Symbol"/>
                 <w:b w:val="false"/>
                 <w:bCs w:val="false"/>
-                <w:color w:val="1D1D1B"/>
+                <w:color w:val="183A43"/>
                 <w:sz w:val="26"/>
                 <w:szCs w:val="26"/>
               </w:rPr>
@@ -2806,7 +2840,7 @@
         <w:tc>
           <w:tcPr>
             <w:tcW w:type="dxa" w:w="6680"/>
-            <w:shd w:fill="F4F4F2" w:color="auto" w:val="clear"/>
+            <w:shd w:fill="F1F4F0" w:color="auto" w:val="clear"/>
             <w:tcMar>
               <w:top w:type="dxa" w:w="100"/>
               <w:left w:type="dxa" w:w="140"/>
@@ -2823,7 +2857,7 @@
               <w:rPr>
                 <w:b w:val="false"/>
                 <w:bCs w:val="false"/>
-                <w:color w:val="1D1D1B"/>
+                <w:color w:val="183A43"/>
                 <w:sz w:val="20"/>
                 <w:szCs w:val="20"/>
               </w:rPr>
@@ -2834,7 +2868,7 @@
         <w:tc>
           <w:tcPr>
             <w:tcW w:type="dxa" w:w="1200"/>
-            <w:shd w:fill="F4F4F2" w:color="auto" w:val="clear"/>
+            <w:shd w:fill="F1F4F0" w:color="auto" w:val="clear"/>
             <w:tcMar>
               <w:top w:type="dxa" w:w="100"/>
               <w:left w:type="dxa" w:w="140"/>
@@ -2852,7 +2886,7 @@
                 <w:rFonts w:ascii="Segoe UI Symbol" w:cs="Segoe UI Symbol" w:eastAsia="Segoe UI Symbol" w:hAnsi="Segoe UI Symbol"/>
                 <w:b w:val="false"/>
                 <w:bCs w:val="false"/>
-                <w:color w:val="1D1D1B"/>
+                <w:color w:val="183A43"/>
                 <w:sz w:val="26"/>
                 <w:szCs w:val="26"/>
               </w:rPr>
@@ -2892,7 +2926,7 @@
               <w:rPr>
                 <w:b w:val="false"/>
                 <w:bCs w:val="false"/>
-                <w:color w:val="1D1D1B"/>
+                <w:color w:val="183A43"/>
                 <w:sz w:val="20"/>
                 <w:szCs w:val="20"/>
               </w:rPr>
@@ -2921,7 +2955,7 @@
                 <w:rFonts w:ascii="Segoe UI Symbol" w:cs="Segoe UI Symbol" w:eastAsia="Segoe UI Symbol" w:hAnsi="Segoe UI Symbol"/>
                 <w:b w:val="false"/>
                 <w:bCs w:val="false"/>
-                <w:color w:val="1D1D1B"/>
+                <w:color w:val="183A43"/>
                 <w:sz w:val="26"/>
                 <w:szCs w:val="26"/>
               </w:rPr>
@@ -2941,20 +2975,29 @@
         <w:pStyle w:val="Heading1"/>
         <w:keepNext/>
         <w:pBdr>
-          <w:bottom w:val="single" w:color="1D1D1B" w:sz="18" w:space="4"/>
+          <w:bottom w:val="single" w:color="CAD6D0" w:sz="4" w:space="4"/>
         </w:pBdr>
         <w:spacing w:after="160" w:before="360"/>
       </w:pPr>
       <w:r>
         <w:rPr>
           <w:rFonts w:ascii="Calibri" w:cs="Calibri" w:eastAsia="Calibri" w:hAnsi="Calibri"/>
+          <w:color w:val="F37012"/>
+          <w:sz w:val="24"/>
+          <w:szCs w:val="24"/>
+        </w:rPr>
+        <w:t xml:space="preserve">■  </w:t>
+      </w:r>
+      <w:r>
+        <w:rPr>
+          <w:rFonts w:ascii="Calibri" w:cs="Calibri" w:eastAsia="Calibri" w:hAnsi="Calibri"/>
           <w:b/>
           <w:bCs/>
-          <w:color w:val="1D1D1B"/>
-          <w:sz w:val="28"/>
-          <w:szCs w:val="28"/>
-        </w:rPr>
-        <w:t xml:space="preserve">BUENAS PRÁCTICAS</w:t>
+          <w:color w:val="183A43"/>
+          <w:sz w:val="30"/>
+          <w:szCs w:val="30"/>
+        </w:rPr>
+        <w:t xml:space="preserve">Buenas prácticas</w:t>
       </w:r>
     </w:p>
     <w:p>
@@ -2969,7 +3012,7 @@
       <w:r>
         <w:rPr>
           <w:rFonts w:ascii="Calibri" w:cs="Calibri" w:eastAsia="Calibri" w:hAnsi="Calibri"/>
-          <w:color w:val="1D1D1B"/>
+          <w:color w:val="183A43"/>
           <w:sz w:val="22"/>
           <w:szCs w:val="22"/>
         </w:rPr>
@@ -2988,7 +3031,7 @@
       <w:r>
         <w:rPr>
           <w:rFonts w:ascii="Calibri" w:cs="Calibri" w:eastAsia="Calibri" w:hAnsi="Calibri"/>
-          <w:color w:val="1D1D1B"/>
+          <w:color w:val="183A43"/>
           <w:sz w:val="22"/>
           <w:szCs w:val="22"/>
         </w:rPr>
@@ -3007,7 +3050,7 @@
       <w:r>
         <w:rPr>
           <w:rFonts w:ascii="Calibri" w:cs="Calibri" w:eastAsia="Calibri" w:hAnsi="Calibri"/>
-          <w:color w:val="1D1D1B"/>
+          <w:color w:val="183A43"/>
           <w:sz w:val="22"/>
           <w:szCs w:val="22"/>
         </w:rPr>
@@ -3019,32 +3062,41 @@
         <w:pStyle w:val="Heading1"/>
         <w:keepNext/>
         <w:pBdr>
-          <w:bottom w:val="single" w:color="1D1D1B" w:sz="18" w:space="4"/>
+          <w:bottom w:val="single" w:color="CAD6D0" w:sz="4" w:space="4"/>
         </w:pBdr>
         <w:spacing w:after="160" w:before="360"/>
       </w:pPr>
       <w:r>
         <w:rPr>
           <w:rFonts w:ascii="Calibri" w:cs="Calibri" w:eastAsia="Calibri" w:hAnsi="Calibri"/>
+          <w:color w:val="F37012"/>
+          <w:sz w:val="24"/>
+          <w:szCs w:val="24"/>
+        </w:rPr>
+        <w:t xml:space="preserve">■  </w:t>
+      </w:r>
+      <w:r>
+        <w:rPr>
+          <w:rFonts w:ascii="Calibri" w:cs="Calibri" w:eastAsia="Calibri" w:hAnsi="Calibri"/>
           <w:b/>
           <w:bCs/>
-          <w:color w:val="1D1D1B"/>
-          <w:sz w:val="28"/>
-          <w:szCs w:val="28"/>
-        </w:rPr>
-        <w:t xml:space="preserve">ERRORES FRECUENTES Y CÓMO RESOLVERLOS</w:t>
+          <w:color w:val="183A43"/>
+          <w:sz w:val="30"/>
+          <w:szCs w:val="30"/>
+        </w:rPr>
+        <w:t xml:space="preserve">Errores frecuentes y cómo resolverlos</w:t>
       </w:r>
     </w:p>
     <w:tbl>
       <w:tblPr>
         <w:tblW w:type="dxa" w:w="10080"/>
         <w:tblBorders>
-          <w:top w:val="single" w:color="E2E2DF" w:sz="4"/>
-          <w:left w:val="single" w:color="E2E2DF" w:sz="4"/>
-          <w:bottom w:val="single" w:color="E2E2DF" w:sz="4"/>
-          <w:right w:val="single" w:color="E2E2DF" w:sz="4"/>
-          <w:insideH w:val="single" w:color="E2E2DF" w:sz="4"/>
-          <w:insideV w:val="single" w:color="E2E2DF" w:sz="4"/>
+          <w:top w:val="single" w:color="CAD6D0" w:sz="4"/>
+          <w:left w:val="single" w:color="CAD6D0" w:sz="4"/>
+          <w:bottom w:val="single" w:color="CAD6D0" w:sz="4"/>
+          <w:right w:val="single" w:color="CAD6D0" w:sz="4"/>
+          <w:insideH w:val="single" w:color="CAD6D0" w:sz="4"/>
+          <w:insideV w:val="single" w:color="CAD6D0" w:sz="4"/>
         </w:tblBorders>
         <w:tblLayout w:type="fixed"/>
       </w:tblPr>
@@ -3059,7 +3111,7 @@
         <w:tc>
           <w:tcPr>
             <w:tcW w:type="dxa" w:w="3629"/>
-            <w:shd w:fill="1D1D1B" w:color="auto" w:val="clear"/>
+            <w:shd w:fill="E8F2E9" w:color="auto" w:val="clear"/>
             <w:tcMar>
               <w:top w:type="dxa" w:w="100"/>
               <w:left w:type="dxa" w:w="140"/>
@@ -3076,7 +3128,7 @@
               <w:rPr>
                 <w:b/>
                 <w:bCs/>
-                <w:color w:val="FFFFFF"/>
+                <w:color w:val="183A43"/>
                 <w:sz w:val="20"/>
                 <w:szCs w:val="20"/>
               </w:rPr>
@@ -3087,7 +3139,7 @@
         <w:tc>
           <w:tcPr>
             <w:tcW w:type="dxa" w:w="6451"/>
-            <w:shd w:fill="1D1D1B" w:color="auto" w:val="clear"/>
+            <w:shd w:fill="E8F2E9" w:color="auto" w:val="clear"/>
             <w:tcMar>
               <w:top w:type="dxa" w:w="100"/>
               <w:left w:type="dxa" w:w="140"/>
@@ -3104,7 +3156,7 @@
               <w:rPr>
                 <w:b/>
                 <w:bCs/>
-                <w:color w:val="FFFFFF"/>
+                <w:color w:val="183A43"/>
                 <w:sz w:val="20"/>
                 <w:szCs w:val="20"/>
               </w:rPr>
@@ -3137,7 +3189,7 @@
               <w:rPr>
                 <w:b/>
                 <w:bCs/>
-                <w:color w:val="1D1D1B"/>
+                <w:color w:val="183A43"/>
                 <w:sz w:val="20"/>
                 <w:szCs w:val="20"/>
               </w:rPr>
@@ -3165,7 +3217,7 @@
               <w:rPr>
                 <w:b w:val="false"/>
                 <w:bCs w:val="false"/>
-                <w:color w:val="1D1D1B"/>
+                <w:color w:val="183A43"/>
                 <w:sz w:val="20"/>
                 <w:szCs w:val="20"/>
               </w:rPr>
@@ -3181,7 +3233,7 @@
         <w:tc>
           <w:tcPr>
             <w:tcW w:type="dxa" w:w="3629"/>
-            <w:shd w:fill="F4F4F2" w:color="auto" w:val="clear"/>
+            <w:shd w:fill="F1F4F0" w:color="auto" w:val="clear"/>
             <w:tcMar>
               <w:top w:type="dxa" w:w="100"/>
               <w:left w:type="dxa" w:w="140"/>
@@ -3198,7 +3250,7 @@
               <w:rPr>
                 <w:b/>
                 <w:bCs/>
-                <w:color w:val="1D1D1B"/>
+                <w:color w:val="183A43"/>
                 <w:sz w:val="20"/>
                 <w:szCs w:val="20"/>
               </w:rPr>
@@ -3209,7 +3261,7 @@
         <w:tc>
           <w:tcPr>
             <w:tcW w:type="dxa" w:w="6451"/>
-            <w:shd w:fill="F4F4F2" w:color="auto" w:val="clear"/>
+            <w:shd w:fill="F1F4F0" w:color="auto" w:val="clear"/>
             <w:tcMar>
               <w:top w:type="dxa" w:w="100"/>
               <w:left w:type="dxa" w:w="140"/>
@@ -3226,7 +3278,7 @@
               <w:rPr>
                 <w:b w:val="false"/>
                 <w:bCs w:val="false"/>
-                <w:color w:val="1D1D1B"/>
+                <w:color w:val="183A43"/>
                 <w:sz w:val="20"/>
                 <w:szCs w:val="20"/>
               </w:rPr>
@@ -3259,7 +3311,7 @@
               <w:rPr>
                 <w:b/>
                 <w:bCs/>
-                <w:color w:val="1D1D1B"/>
+                <w:color w:val="183A43"/>
                 <w:sz w:val="20"/>
                 <w:szCs w:val="20"/>
               </w:rPr>
@@ -3287,7 +3339,7 @@
               <w:rPr>
                 <w:b w:val="false"/>
                 <w:bCs w:val="false"/>
-                <w:color w:val="1D1D1B"/>
+                <w:color w:val="183A43"/>
                 <w:sz w:val="20"/>
                 <w:szCs w:val="20"/>
               </w:rPr>
@@ -3307,20 +3359,29 @@
         <w:pStyle w:val="Heading1"/>
         <w:keepNext/>
         <w:pBdr>
-          <w:bottom w:val="single" w:color="1D1D1B" w:sz="18" w:space="4"/>
+          <w:bottom w:val="single" w:color="CAD6D0" w:sz="4" w:space="4"/>
         </w:pBdr>
         <w:spacing w:after="160" w:before="360"/>
       </w:pPr>
       <w:r>
         <w:rPr>
           <w:rFonts w:ascii="Calibri" w:cs="Calibri" w:eastAsia="Calibri" w:hAnsi="Calibri"/>
+          <w:color w:val="F37012"/>
+          <w:sz w:val="24"/>
+          <w:szCs w:val="24"/>
+        </w:rPr>
+        <w:t xml:space="preserve">■  </w:t>
+      </w:r>
+      <w:r>
+        <w:rPr>
+          <w:rFonts w:ascii="Calibri" w:cs="Calibri" w:eastAsia="Calibri" w:hAnsi="Calibri"/>
           <w:b/>
           <w:bCs/>
-          <w:color w:val="1D1D1B"/>
-          <w:sz w:val="28"/>
-          <w:szCs w:val="28"/>
-        </w:rPr>
-        <w:t xml:space="preserve">RETO PRÁCTICO</w:t>
+          <w:color w:val="183A43"/>
+          <w:sz w:val="30"/>
+          <w:szCs w:val="30"/>
+        </w:rPr>
+        <w:t xml:space="preserve">Reto práctico</w:t>
       </w:r>
     </w:p>
     <w:tbl>
@@ -3345,11 +3406,11 @@
             <w:tcW w:type="dxa" w:w="10080"/>
             <w:tcBorders>
               <w:top w:val="none" w:color="FFFFFF" w:sz="0"/>
-              <w:left w:val="single" w:color="1D1D1B" w:sz="24"/>
+              <w:left w:val="single" w:color="183A43" w:sz="24"/>
               <w:bottom w:val="none" w:color="FFFFFF" w:sz="0"/>
               <w:right w:val="none" w:color="FFFFFF" w:sz="0"/>
             </w:tcBorders>
-            <w:shd w:fill="F4F4F2" w:color="auto" w:val="clear"/>
+            <w:shd w:fill="FFFFFF" w:color="auto" w:val="clear"/>
             <w:tcMar>
               <w:top w:type="dxa" w:w="160"/>
               <w:left w:type="dxa" w:w="240"/>
@@ -3366,7 +3427,7 @@
                 <w:rFonts w:ascii="Calibri" w:cs="Calibri" w:eastAsia="Calibri" w:hAnsi="Calibri"/>
                 <w:b/>
                 <w:bCs/>
-                <w:color w:val="1D1D1B"/>
+                <w:color w:val="52656A"/>
                 <w:spacing w:val="20"/>
                 <w:sz w:val="17"/>
                 <w:szCs w:val="17"/>
@@ -3381,7 +3442,7 @@
             <w:r>
               <w:rPr>
                 <w:rFonts w:ascii="Calibri" w:cs="Calibri" w:eastAsia="Calibri" w:hAnsi="Calibri"/>
-                <w:color w:val="1D1D1B"/>
+                <w:color w:val="183A43"/>
                 <w:sz w:val="22"/>
                 <w:szCs w:val="22"/>
               </w:rPr>
@@ -3401,20 +3462,29 @@
         <w:pStyle w:val="Heading1"/>
         <w:keepNext/>
         <w:pBdr>
-          <w:bottom w:val="single" w:color="1D1D1B" w:sz="18" w:space="4"/>
+          <w:bottom w:val="single" w:color="CAD6D0" w:sz="4" w:space="4"/>
         </w:pBdr>
         <w:spacing w:after="160" w:before="360"/>
       </w:pPr>
       <w:r>
         <w:rPr>
           <w:rFonts w:ascii="Calibri" w:cs="Calibri" w:eastAsia="Calibri" w:hAnsi="Calibri"/>
+          <w:color w:val="F37012"/>
+          <w:sz w:val="24"/>
+          <w:szCs w:val="24"/>
+        </w:rPr>
+        <w:t xml:space="preserve">■  </w:t>
+      </w:r>
+      <w:r>
+        <w:rPr>
+          <w:rFonts w:ascii="Calibri" w:cs="Calibri" w:eastAsia="Calibri" w:hAnsi="Calibri"/>
           <w:b/>
           <w:bCs/>
-          <w:color w:val="1D1D1B"/>
-          <w:sz w:val="28"/>
-          <w:szCs w:val="28"/>
-        </w:rPr>
-        <w:t xml:space="preserve">VERIFICA TU AVANCE</w:t>
+          <w:color w:val="183A43"/>
+          <w:sz w:val="30"/>
+          <w:szCs w:val="30"/>
+        </w:rPr>
+        <w:t xml:space="preserve">Verifica tu avance</w:t>
       </w:r>
     </w:p>
     <w:p>
@@ -3428,7 +3498,7 @@
       <w:r>
         <w:rPr>
           <w:rFonts w:ascii="Segoe UI Symbol" w:cs="Segoe UI Symbol" w:eastAsia="Segoe UI Symbol" w:hAnsi="Segoe UI Symbol"/>
-          <w:color w:val="5C5C5A"/>
+          <w:color w:val="52656A"/>
           <w:sz w:val="26"/>
           <w:szCs w:val="26"/>
         </w:rPr>
@@ -3437,7 +3507,7 @@
       <w:r>
         <w:rPr>
           <w:rFonts w:ascii="Calibri" w:cs="Calibri" w:eastAsia="Calibri" w:hAnsi="Calibri"/>
-          <w:color w:val="1D1D1B"/>
+          <w:color w:val="183A43"/>
           <w:sz w:val="22"/>
           <w:szCs w:val="22"/>
         </w:rPr>
@@ -3455,7 +3525,7 @@
       <w:r>
         <w:rPr>
           <w:rFonts w:ascii="Segoe UI Symbol" w:cs="Segoe UI Symbol" w:eastAsia="Segoe UI Symbol" w:hAnsi="Segoe UI Symbol"/>
-          <w:color w:val="5C5C5A"/>
+          <w:color w:val="52656A"/>
           <w:sz w:val="26"/>
           <w:szCs w:val="26"/>
         </w:rPr>
@@ -3464,7 +3534,7 @@
       <w:r>
         <w:rPr>
           <w:rFonts w:ascii="Calibri" w:cs="Calibri" w:eastAsia="Calibri" w:hAnsi="Calibri"/>
-          <w:color w:val="1D1D1B"/>
+          <w:color w:val="183A43"/>
           <w:sz w:val="22"/>
           <w:szCs w:val="22"/>
         </w:rPr>
@@ -3482,7 +3552,7 @@
       <w:r>
         <w:rPr>
           <w:rFonts w:ascii="Segoe UI Symbol" w:cs="Segoe UI Symbol" w:eastAsia="Segoe UI Symbol" w:hAnsi="Segoe UI Symbol"/>
-          <w:color w:val="5C5C5A"/>
+          <w:color w:val="52656A"/>
           <w:sz w:val="26"/>
           <w:szCs w:val="26"/>
         </w:rPr>
@@ -3491,7 +3561,7 @@
       <w:r>
         <w:rPr>
           <w:rFonts w:ascii="Calibri" w:cs="Calibri" w:eastAsia="Calibri" w:hAnsi="Calibri"/>
-          <w:color w:val="1D1D1B"/>
+          <w:color w:val="183A43"/>
           <w:sz w:val="22"/>
           <w:szCs w:val="22"/>
         </w:rPr>
@@ -3509,7 +3579,7 @@
       <w:r>
         <w:rPr>
           <w:rFonts w:ascii="Segoe UI Symbol" w:cs="Segoe UI Symbol" w:eastAsia="Segoe UI Symbol" w:hAnsi="Segoe UI Symbol"/>
-          <w:color w:val="5C5C5A"/>
+          <w:color w:val="52656A"/>
           <w:sz w:val="26"/>
           <w:szCs w:val="26"/>
         </w:rPr>
@@ -3518,7 +3588,7 @@
       <w:r>
         <w:rPr>
           <w:rFonts w:ascii="Calibri" w:cs="Calibri" w:eastAsia="Calibri" w:hAnsi="Calibri"/>
-          <w:color w:val="1D1D1B"/>
+          <w:color w:val="183A43"/>
           <w:sz w:val="22"/>
           <w:szCs w:val="22"/>
         </w:rPr>
@@ -3552,11 +3622,11 @@
             <w:tcW w:type="dxa" w:w="10080"/>
             <w:tcBorders>
               <w:top w:val="none" w:color="FFFFFF" w:sz="0"/>
-              <w:left w:val="single" w:color="EF7D00" w:sz="24"/>
+              <w:left w:val="single" w:color="F37012" w:sz="24"/>
               <w:bottom w:val="none" w:color="FFFFFF" w:sz="0"/>
               <w:right w:val="none" w:color="FFFFFF" w:sz="0"/>
             </w:tcBorders>
-            <w:shd w:fill="1D1D1B" w:color="auto" w:val="clear"/>
+            <w:shd w:fill="0D2227" w:color="auto" w:val="clear"/>
             <w:tcMar>
               <w:top w:type="dxa" w:w="240"/>
               <w:left w:type="dxa" w:w="300"/>
@@ -3573,7 +3643,7 @@
                 <w:rFonts w:ascii="Calibri" w:cs="Calibri" w:eastAsia="Calibri" w:hAnsi="Calibri"/>
                 <w:b/>
                 <w:bCs/>
-                <w:color w:val="EF7D00"/>
+                <w:color w:val="FFAD79"/>
                 <w:sz w:val="24"/>
                 <w:szCs w:val="24"/>
               </w:rPr>
@@ -3598,7 +3668,7 @@
             <w:r>
               <w:rPr>
                 <w:rFonts w:ascii="Calibri" w:cs="Calibri" w:eastAsia="Calibri" w:hAnsi="Calibri"/>
-                <w:color w:val="D1D5DB"/>
+                <w:color w:val="B4C4C6"/>
                 <w:sz w:val="18"/>
                 <w:szCs w:val="18"/>
               </w:rPr>
@@ -3668,7 +3738,7 @@
     <w:r>
       <w:rPr>
         <w:rFonts w:ascii="Calibri" w:cs="Calibri" w:eastAsia="Calibri" w:hAnsi="Calibri"/>
-        <w:color w:val="5C5C5A"/>
+        <w:color w:val="52656A"/>
         <w:sz w:val="16"/>
         <w:szCs w:val="16"/>
       </w:rPr>
@@ -3677,7 +3747,7 @@
     <w:r>
       <w:rPr>
         <w:rFonts w:ascii="Calibri" w:cs="Calibri" w:eastAsia="Calibri" w:hAnsi="Calibri"/>
-        <w:color w:val="5C5C5A"/>
+        <w:color w:val="52656A"/>
         <w:sz w:val="16"/>
         <w:szCs w:val="16"/>
       </w:rPr>
@@ -3686,7 +3756,7 @@
     <w:r>
       <w:rPr>
         <w:rFonts w:ascii="Calibri" w:cs="Calibri" w:eastAsia="Calibri" w:hAnsi="Calibri"/>
-        <w:color w:val="5C5C5A"/>
+        <w:color w:val="52656A"/>
         <w:sz w:val="16"/>
         <w:szCs w:val="16"/>
       </w:rPr>
@@ -3698,7 +3768,7 @@
     <w:r>
       <w:rPr>
         <w:rFonts w:ascii="Calibri" w:cs="Calibri" w:eastAsia="Calibri" w:hAnsi="Calibri"/>
-        <w:color w:val="5C5C5A"/>
+        <w:color w:val="52656A"/>
         <w:sz w:val="16"/>
         <w:szCs w:val="16"/>
       </w:rPr>
@@ -3707,7 +3777,7 @@
     <w:r>
       <w:rPr>
         <w:rFonts w:ascii="Calibri" w:cs="Calibri" w:eastAsia="Calibri" w:hAnsi="Calibri"/>
-        <w:color w:val="5C5C5A"/>
+        <w:color w:val="52656A"/>
         <w:sz w:val="16"/>
         <w:szCs w:val="16"/>
       </w:rPr>
@@ -3762,7 +3832,7 @@
   <w:p>
     <w:pPr>
       <w:pBdr>
-        <w:bottom w:val="single" w:color="E2E2DF" w:sz="4" w:space="6"/>
+        <w:bottom w:val="single" w:color="CAD6D0" w:sz="4" w:space="6"/>
       </w:pBdr>
       <w:tabs>
         <w:tab w:val="right" w:pos="10080"/>
@@ -3773,7 +3843,7 @@
         <w:rFonts w:ascii="Calibri" w:cs="Calibri" w:eastAsia="Calibri" w:hAnsi="Calibri"/>
         <w:b/>
         <w:bCs/>
-        <w:color w:val="A65200"/>
+        <w:color w:val="087F91"/>
         <w:sz w:val="17"/>
         <w:szCs w:val="17"/>
       </w:rPr>
@@ -3782,7 +3852,7 @@
     <w:r>
       <w:rPr>
         <w:rFonts w:ascii="Calibri" w:cs="Calibri" w:eastAsia="Calibri" w:hAnsi="Calibri"/>
-        <w:color w:val="5C5C5A"/>
+        <w:color w:val="52656A"/>
         <w:sz w:val="17"/>
         <w:szCs w:val="17"/>
       </w:rPr>
@@ -3793,7 +3863,7 @@
         <w:rFonts w:ascii="Calibri" w:cs="Calibri" w:eastAsia="Calibri" w:hAnsi="Calibri"/>
         <w:b/>
         <w:bCs/>
-        <w:color w:val="1D1D1B"/>
+        <w:color w:val="183A43"/>
         <w:sz w:val="17"/>
         <w:szCs w:val="17"/>
       </w:rPr>
@@ -3902,7 +3972,7 @@
       <w:rPr>
         <w:b/>
         <w:bCs/>
-        <w:color w:val="EF7D00"/>
+        <w:color w:val="F37012"/>
       </w:rPr>
     </w:lvl>
   </w:abstractNum>
@@ -3927,7 +3997,7 @@
     <w:rPrDefault>
       <w:rPr>
         <w:rFonts w:ascii="Calibri" w:cs="Calibri" w:eastAsia="Calibri" w:hAnsi="Calibri"/>
-        <w:color w:val="1D1D1B"/>
+        <w:color w:val="183A43"/>
         <w:sz w:val="22"/>
         <w:szCs w:val="22"/>
       </w:rPr>
@@ -4107,7 +4177,7 @@
       <w:rFonts w:ascii="Calibri" w:cs="Calibri" w:eastAsia="Calibri" w:hAnsi="Calibri"/>
       <w:b/>
       <w:bCs/>
-      <w:color w:val="1D1D1B"/>
+      <w:color w:val="183A43"/>
       <w:sz w:val="28"/>
       <w:szCs w:val="28"/>
     </w:rPr>
@@ -4124,7 +4194,7 @@
       <w:rFonts w:ascii="Calibri" w:cs="Calibri" w:eastAsia="Calibri" w:hAnsi="Calibri"/>
       <w:b/>
       <w:bCs/>
-      <w:color w:val="1D1D1B"/>
+      <w:color w:val="183A43"/>
       <w:sz w:val="24"/>
       <w:szCs w:val="24"/>
     </w:rPr>
@@ -4141,7 +4211,7 @@
       <w:rFonts w:ascii="Calibri" w:cs="Calibri" w:eastAsia="Calibri" w:hAnsi="Calibri"/>
       <w:b/>
       <w:bCs/>
-      <w:color w:val="1D1D1B"/>
+      <w:color w:val="183A43"/>
       <w:sz w:val="23"/>
       <w:szCs w:val="23"/>
     </w:rPr>

--- a/word/Capsula_12_Lista_de_chequeo_antes_de_abrir_el_curso.docx
+++ b/word/Capsula_12_Lista_de_chequeo_antes_de_abrir_el_curso.docx
@@ -3597,87 +3597,21 @@
     </w:p>
     <w:p>
       <w:pPr>
-        <w:spacing w:after="240" w:before="0"/>
-      </w:pPr>
-    </w:p>
-    <w:tbl>
-      <w:tblPr>
-        <w:tblW w:type="dxa" w:w="10080"/>
-        <w:tblBorders>
-          <w:top w:val="none" w:color="FFFFFF" w:sz="0"/>
-          <w:left w:val="none" w:color="FFFFFF" w:sz="0"/>
-          <w:bottom w:val="none" w:color="FFFFFF" w:sz="0"/>
-          <w:right w:val="none" w:color="FFFFFF" w:sz="0"/>
-          <w:insideH w:val="none" w:color="FFFFFF" w:sz="0"/>
-          <w:insideV w:val="none" w:color="FFFFFF" w:sz="0"/>
-        </w:tblBorders>
-        <w:tblLayout w:type="fixed"/>
-      </w:tblPr>
-      <w:tblGrid>
-        <w:gridCol w:w="10080"/>
-      </w:tblGrid>
-      <w:tr>
-        <w:tc>
-          <w:tcPr>
-            <w:tcW w:type="dxa" w:w="10080"/>
-            <w:tcBorders>
-              <w:top w:val="none" w:color="FFFFFF" w:sz="0"/>
-              <w:left w:val="single" w:color="F37012" w:sz="24"/>
-              <w:bottom w:val="none" w:color="FFFFFF" w:sz="0"/>
-              <w:right w:val="none" w:color="FFFFFF" w:sz="0"/>
-            </w:tcBorders>
-            <w:shd w:fill="0D2227" w:color="auto" w:val="clear"/>
-            <w:tcMar>
-              <w:top w:type="dxa" w:w="240"/>
-              <w:left w:type="dxa" w:w="300"/>
-              <w:bottom w:type="dxa" w:w="240"/>
-              <w:right w:type="dxa" w:w="300"/>
-            </w:tcMar>
-          </w:tcPr>
-          <w:p>
-            <w:pPr>
-              <w:spacing w:after="60"/>
-            </w:pPr>
-            <w:r>
-              <w:rPr>
-                <w:rFonts w:ascii="Calibri" w:cs="Calibri" w:eastAsia="Calibri" w:hAnsi="Calibri"/>
-                <w:b/>
-                <w:bCs/>
-                <w:color w:val="FFAD79"/>
-                <w:sz w:val="24"/>
-                <w:szCs w:val="24"/>
-              </w:rPr>
-              <w:t xml:space="preserve">¿Necesitas acompañamiento?</w:t>
-            </w:r>
-          </w:p>
-          <w:p>
-            <w:pPr>
-              <w:spacing w:after="60"/>
-            </w:pPr>
-            <w:r>
-              <w:rPr>
-                <w:rFonts w:ascii="Calibri" w:cs="Calibri" w:eastAsia="Calibri" w:hAnsi="Calibri"/>
-                <w:color w:val="FFFFFF"/>
-                <w:sz w:val="21"/>
-                <w:szCs w:val="21"/>
-              </w:rPr>
-              <w:t xml:space="preserve">El equipo del CEA te ayuda a implementar esta cápsula en tu curso.</w:t>
-            </w:r>
-          </w:p>
-          <w:p>
-            <w:r>
-              <w:rPr>
-                <w:rFonts w:ascii="Calibri" w:cs="Calibri" w:eastAsia="Calibri" w:hAnsi="Calibri"/>
-                <w:color w:val="B4C4C6"/>
-                <w:sz w:val="18"/>
-                <w:szCs w:val="18"/>
-              </w:rPr>
-              <w:t xml:space="preserve">CEA · Centro de Innovación Pedagógica y Educación Digital — Universidad de San Buenaventura Cali</w:t>
-            </w:r>
-          </w:p>
-        </w:tc>
-      </w:tr>
-    </w:tbl>
+        <w:pBdr>
+          <w:top w:val="single" w:color="CAD6D0" w:sz="4" w:space="8"/>
+        </w:pBdr>
+        <w:spacing w:before="360"/>
+      </w:pPr>
+      <w:r>
+        <w:rPr>
+          <w:rFonts w:ascii="Calibri" w:cs="Calibri" w:eastAsia="Calibri" w:hAnsi="Calibri"/>
+          <w:color w:val="52656A"/>
+          <w:sz w:val="18"/>
+          <w:szCs w:val="18"/>
+        </w:rPr>
+        <w:t xml:space="preserve">CEA · Centro de Innovación Pedagógica y Educación Digital — Universidad de San Buenaventura Cali</w:t>
+      </w:r>
+    </w:p>
     <w:sectPr>
       <w:headerReference w:type="default" r:id="rId6"/>
       <w:footerReference w:type="default" r:id="rId7"/>
